--- a/WebContent/docx/泛实体瘤182+6基因报告-单样本.docx
+++ b/WebContent/docx/泛实体瘤182+6基因报告-单样本.docx
@@ -2035,6 +2035,7 @@
             <w:insideH w:val="single" w:color="A4A4A4" w:sz="4" w:space="0"/>
             <w:insideV w:val="single" w:color="A4A4A4" w:sz="4" w:space="0"/>
           </w:tblBorders>
+          <w:shd w:val="clear" w:color="auto" w:fill="auto"/>
           <w:tblCellMar>
             <w:top w:w="0" w:type="dxa"/>
             <w:left w:w="108" w:type="dxa"/>
@@ -2355,11 +2356,12 @@
               <w:pStyle w:val="27"/>
               <w:jc w:val="center"/>
               <w:rPr>
-                <w:rFonts w:hint="default" w:ascii="Times New Roman" w:hAnsi="Times New Roman" w:eastAsia="微软雅黑" w:cs="Times New Roman"/>
+                <w:rFonts w:hint="eastAsia" w:ascii="Times New Roman" w:hAnsi="Times New Roman" w:eastAsia="微软雅黑" w:cs="Times New Roman"/>
                 <w:b/>
                 <w:color w:val="FFFFFF" w:themeColor="background1"/>
                 <w:sz w:val="18"/>
                 <w:szCs w:val="18"/>
+                <w:lang w:eastAsia="zh-CN"/>
                 <w14:textFill>
                   <w14:solidFill>
                     <w14:schemeClr w14:val="bg1"/>
@@ -2369,18 +2371,19 @@
             </w:pPr>
             <w:r>
               <w:rPr>
-                <w:rFonts w:hint="default" w:ascii="Times New Roman" w:hAnsi="Times New Roman" w:eastAsia="微软雅黑" w:cs="Times New Roman"/>
+                <w:rFonts w:hint="eastAsia" w:ascii="Times New Roman" w:hAnsi="Times New Roman" w:eastAsia="微软雅黑" w:cs="Times New Roman"/>
                 <w:b/>
                 <w:color w:val="FFFFFF" w:themeColor="background1"/>
                 <w:sz w:val="18"/>
                 <w:szCs w:val="18"/>
+                <w:lang w:eastAsia="zh-CN"/>
                 <w14:textFill>
                   <w14:solidFill>
                     <w14:schemeClr w14:val="bg1"/>
                   </w14:solidFill>
                 </w14:textFill>
               </w:rPr>
-              <w:t>突变基因</w:t>
+              <w:t>检测基因</w:t>
             </w:r>
           </w:p>
         </w:tc>
@@ -5705,14 +5708,14 @@
           <w:lang w:val="en-US" w:eastAsia="zh-CN"/>
         </w:rPr>
       </w:pPr>
-      <w:bookmarkStart w:id="1" w:name="_Toc1410"/>
-      <w:bookmarkStart w:id="2" w:name="_Toc4088"/>
-      <w:bookmarkStart w:id="3" w:name="_Toc31068"/>
+      <w:bookmarkStart w:id="1" w:name="_Toc31068"/>
+      <w:bookmarkStart w:id="2" w:name="_Toc18058"/>
+      <w:bookmarkStart w:id="3" w:name="_Toc3871"/>
       <w:bookmarkStart w:id="4" w:name="_Toc23369_WPSOffice_Level1"/>
-      <w:bookmarkStart w:id="5" w:name="_Toc3871"/>
-      <w:bookmarkStart w:id="6" w:name="_Toc6221_WPSOffice_Level1"/>
-      <w:bookmarkStart w:id="7" w:name="_Toc18058"/>
-      <w:bookmarkStart w:id="8" w:name="_Toc25920"/>
+      <w:bookmarkStart w:id="5" w:name="_Toc6221_WPSOffice_Level1"/>
+      <w:bookmarkStart w:id="6" w:name="_Toc25920"/>
+      <w:bookmarkStart w:id="7" w:name="_Toc4088"/>
+      <w:bookmarkStart w:id="8" w:name="_Toc1410"/>
       <w:r>
         <w:rPr>
           <w:rFonts w:hint="eastAsia" w:ascii="Times New Roman" w:hAnsi="Times New Roman" w:eastAsia="微软雅黑" w:cs="Times New Roman"/>
@@ -6475,8 +6478,8 @@
         </w:rPr>
       </w:pPr>
       <w:bookmarkStart w:id="9" w:name="_Toc527112381"/>
-      <w:bookmarkStart w:id="10" w:name="_Toc99096408"/>
-      <w:bookmarkStart w:id="11" w:name="_Toc526855033"/>
+      <w:bookmarkStart w:id="10" w:name="_Toc526855033"/>
+      <w:bookmarkStart w:id="11" w:name="_Toc99096408"/>
       <w:r>
         <w:rPr>
           <w:rFonts w:hint="eastAsia" w:ascii="Times New Roman" w:hAnsi="Times New Roman" w:eastAsia="微软雅黑" w:cs="Times New Roman"/>
@@ -6507,8 +6510,8 @@
         </w:rPr>
       </w:pPr>
       <w:bookmarkStart w:id="12" w:name="_Toc527112382"/>
-      <w:bookmarkStart w:id="13" w:name="_Toc526855034"/>
-      <w:bookmarkStart w:id="14" w:name="_Toc99096409"/>
+      <w:bookmarkStart w:id="13" w:name="_Toc99096409"/>
+      <w:bookmarkStart w:id="14" w:name="_Toc526855034"/>
       <w:r>
         <w:rPr>
           <w:rFonts w:hint="default" w:ascii="Times New Roman" w:hAnsi="Times New Roman" w:eastAsia="微软雅黑" w:cs="Times New Roman"/>
@@ -6673,11 +6676,12 @@
               <w:pStyle w:val="27"/>
               <w:jc w:val="center"/>
               <w:rPr>
-                <w:rFonts w:ascii="Times New Roman" w:hAnsi="Times New Roman" w:eastAsia="微软雅黑" w:cs="Times New Roman"/>
+                <w:rFonts w:hint="eastAsia" w:ascii="Times New Roman" w:hAnsi="Times New Roman" w:eastAsia="微软雅黑" w:cs="Times New Roman"/>
                 <w:b/>
                 <w:color w:val="FFFFFF" w:themeColor="background1"/>
                 <w:sz w:val="18"/>
                 <w:szCs w:val="18"/>
+                <w:lang w:eastAsia="zh-CN"/>
                 <w14:textFill>
                   <w14:solidFill>
                     <w14:schemeClr w14:val="bg1"/>
@@ -6687,18 +6691,19 @@
             </w:pPr>
             <w:r>
               <w:rPr>
-                <w:rFonts w:ascii="Times New Roman" w:hAnsi="Times New Roman" w:eastAsia="微软雅黑" w:cs="Times New Roman"/>
+                <w:rFonts w:hint="eastAsia" w:ascii="Times New Roman" w:hAnsi="Times New Roman" w:eastAsia="微软雅黑" w:cs="Times New Roman"/>
                 <w:b/>
                 <w:color w:val="FFFFFF" w:themeColor="background1"/>
                 <w:sz w:val="18"/>
                 <w:szCs w:val="18"/>
+                <w:lang w:eastAsia="zh-CN"/>
                 <w14:textFill>
                   <w14:solidFill>
                     <w14:schemeClr w14:val="bg1"/>
                   </w14:solidFill>
                 </w14:textFill>
               </w:rPr>
-              <w:t>突变基因</w:t>
+              <w:t>检测基因</w:t>
             </w:r>
           </w:p>
         </w:tc>
@@ -9082,7 +9087,7 @@
                 <w:szCs w:val="18"/>
                 <w:lang w:eastAsia="zh-CN"/>
               </w:rPr>
-              <w:t>{{ tip.comutation }}</w:t>
+              <w:t>{{ tip.comutation1 }}</w:t>
             </w:r>
           </w:p>
         </w:tc>
@@ -9115,7 +9120,7 @@
                 <w:szCs w:val="18"/>
                 <w:lang w:val="en-US" w:eastAsia="zh-CN"/>
               </w:rPr>
-              <w:t>-</w:t>
+              <w:t>{{ tip.comutation }}</w:t>
             </w:r>
           </w:p>
         </w:tc>
@@ -11250,18 +11255,18 @@
           <w:lang w:eastAsia="zh-CN"/>
         </w:rPr>
       </w:pPr>
-      <w:bookmarkStart w:id="17" w:name="_Toc28194"/>
-      <w:bookmarkStart w:id="18" w:name="_Toc4331_WPSOffice_Level1"/>
-      <w:bookmarkStart w:id="19" w:name="_Toc32661"/>
-      <w:bookmarkStart w:id="20" w:name="_Toc5598"/>
-      <w:bookmarkStart w:id="21" w:name="_Toc23903"/>
-      <w:bookmarkStart w:id="22" w:name="_Toc25727"/>
-      <w:bookmarkStart w:id="23" w:name="_Toc32443_WPSOffice_Level1"/>
-      <w:bookmarkStart w:id="24" w:name="_Toc29258"/>
-      <w:bookmarkStart w:id="25" w:name="_Toc23846_WPSOffice_Level1"/>
-      <w:bookmarkStart w:id="26" w:name="_Toc527112383"/>
-      <w:bookmarkStart w:id="27" w:name="_Toc526855035"/>
-      <w:bookmarkStart w:id="28" w:name="_Toc99096411"/>
+      <w:bookmarkStart w:id="17" w:name="_Toc4331_WPSOffice_Level1"/>
+      <w:bookmarkStart w:id="18" w:name="_Toc32661"/>
+      <w:bookmarkStart w:id="19" w:name="_Toc32443_WPSOffice_Level1"/>
+      <w:bookmarkStart w:id="20" w:name="_Toc29258"/>
+      <w:bookmarkStart w:id="21" w:name="_Toc5598"/>
+      <w:bookmarkStart w:id="22" w:name="_Toc23903"/>
+      <w:bookmarkStart w:id="23" w:name="_Toc23846_WPSOffice_Level1"/>
+      <w:bookmarkStart w:id="24" w:name="_Toc28194"/>
+      <w:bookmarkStart w:id="25" w:name="_Toc25727"/>
+      <w:bookmarkStart w:id="26" w:name="_Toc526855035"/>
+      <w:bookmarkStart w:id="27" w:name="_Toc99096411"/>
+      <w:bookmarkStart w:id="28" w:name="_Toc527112383"/>
       <w:r>
         <w:rPr>
           <w:rFonts w:hint="eastAsia" w:ascii="Times New Roman" w:hAnsi="Times New Roman" w:eastAsia="微软雅黑" w:cs="Times New Roman"/>
@@ -11285,8 +11290,6 @@
       <w:bookmarkEnd w:id="23"/>
       <w:bookmarkEnd w:id="24"/>
       <w:bookmarkEnd w:id="25"/>
-      <w:bookmarkStart w:id="221" w:name="_GoBack"/>
-      <w:bookmarkEnd w:id="221"/>
     </w:p>
     <w:bookmarkEnd w:id="26"/>
     <w:bookmarkEnd w:id="27"/>
@@ -11317,14 +11320,14 @@
         </w:rPr>
       </w:pPr>
       <w:bookmarkStart w:id="29" w:name="_Toc10753"/>
-      <w:bookmarkStart w:id="30" w:name="_Toc29302"/>
-      <w:bookmarkStart w:id="31" w:name="_Toc21764_WPSOffice_Level2"/>
-      <w:bookmarkStart w:id="32" w:name="_Toc3782"/>
-      <w:bookmarkStart w:id="33" w:name="_Toc16347"/>
-      <w:bookmarkStart w:id="34" w:name="_Toc26649"/>
-      <w:bookmarkStart w:id="35" w:name="_Toc1707_WPSOffice_Level2"/>
-      <w:bookmarkStart w:id="36" w:name="_Toc6988"/>
-      <w:bookmarkStart w:id="37" w:name="_Toc15530"/>
+      <w:bookmarkStart w:id="30" w:name="_Toc3782"/>
+      <w:bookmarkStart w:id="31" w:name="_Toc26649"/>
+      <w:bookmarkStart w:id="32" w:name="_Toc6988"/>
+      <w:bookmarkStart w:id="33" w:name="_Toc21764_WPSOffice_Level2"/>
+      <w:bookmarkStart w:id="34" w:name="_Toc15530"/>
+      <w:bookmarkStart w:id="35" w:name="_Toc29302"/>
+      <w:bookmarkStart w:id="36" w:name="_Toc1707_WPSOffice_Level2"/>
+      <w:bookmarkStart w:id="37" w:name="_Toc16347"/>
       <w:r>
         <w:rPr>
           <w:rFonts w:hint="default" w:ascii="Times New Roman" w:hAnsi="Times New Roman" w:eastAsia="微软雅黑" w:cs="Times New Roman"/>
@@ -13455,8 +13458,8 @@
         </w:rPr>
       </w:pPr>
       <w:bookmarkStart w:id="38" w:name="_Toc526855036"/>
-      <w:bookmarkStart w:id="39" w:name="_Hlk500167513"/>
-      <w:bookmarkStart w:id="40" w:name="_Toc527112384"/>
+      <w:bookmarkStart w:id="39" w:name="_Toc527112384"/>
+      <w:bookmarkStart w:id="40" w:name="_Hlk500167513"/>
       <w:r>
         <w:rPr>
           <w:rFonts w:hint="eastAsia" w:ascii="Times New Roman" w:hAnsi="Times New Roman" w:eastAsia="微软雅黑" w:cs="Times New Roman"/>
@@ -13860,8 +13863,10 @@
             </w14:solidFill>
           </w14:textFill>
         </w:rPr>
-        <w:t>{{ tdd.comutation }}</w:t>
-      </w:r>
+        <w:t>{{ tdd.comutation1 }}</w:t>
+      </w:r>
+      <w:bookmarkStart w:id="221" w:name="_GoBack"/>
+      <w:bookmarkEnd w:id="221"/>
     </w:p>
     <w:tbl>
       <w:tblPr>
@@ -13980,7 +13985,7 @@
                 <w:szCs w:val="18"/>
                 <w:lang w:val="en-US" w:eastAsia="zh-CN"/>
               </w:rPr>
-              <w:t>-</w:t>
+              <w:t>{{tdd.comutation}}</w:t>
             </w:r>
           </w:p>
         </w:tc>
@@ -19637,15 +19642,15 @@
           <w:lang w:val="en-US" w:eastAsia="zh-CN"/>
         </w:rPr>
       </w:pPr>
-      <w:bookmarkStart w:id="41" w:name="_Toc6864"/>
-      <w:bookmarkStart w:id="42" w:name="_Toc22484_WPSOffice_Level1"/>
-      <w:bookmarkStart w:id="43" w:name="_Toc8182"/>
-      <w:bookmarkStart w:id="44" w:name="_Toc19099"/>
-      <w:bookmarkStart w:id="45" w:name="_Toc28910_WPSOffice_Level1"/>
-      <w:bookmarkStart w:id="46" w:name="_Toc7549"/>
-      <w:bookmarkStart w:id="47" w:name="_Toc6346"/>
-      <w:bookmarkStart w:id="48" w:name="_Toc16368_WPSOffice_Level1"/>
-      <w:bookmarkStart w:id="49" w:name="_Toc29730"/>
+      <w:bookmarkStart w:id="41" w:name="_Toc19099"/>
+      <w:bookmarkStart w:id="42" w:name="_Toc6864"/>
+      <w:bookmarkStart w:id="43" w:name="_Toc7549"/>
+      <w:bookmarkStart w:id="44" w:name="_Toc28910_WPSOffice_Level1"/>
+      <w:bookmarkStart w:id="45" w:name="_Toc6346"/>
+      <w:bookmarkStart w:id="46" w:name="_Toc16368_WPSOffice_Level1"/>
+      <w:bookmarkStart w:id="47" w:name="_Toc8182"/>
+      <w:bookmarkStart w:id="48" w:name="_Toc29730"/>
+      <w:bookmarkStart w:id="49" w:name="_Toc22484_WPSOffice_Level1"/>
       <w:r>
         <w:rPr>
           <w:rFonts w:hint="eastAsia" w:ascii="Times New Roman" w:hAnsi="Times New Roman" w:eastAsia="微软雅黑" w:cs="Times New Roman"/>
@@ -19676,16 +19681,16 @@
           <w:lang w:eastAsia="zh-CN"/>
         </w:rPr>
       </w:pPr>
-      <w:bookmarkStart w:id="50" w:name="_Toc6304_WPSOffice_Level2"/>
-      <w:bookmarkStart w:id="51" w:name="_Toc3488_WPSOffice_Level2"/>
-      <w:bookmarkStart w:id="52" w:name="_Toc31515_WPSOffice_Level2"/>
-      <w:bookmarkStart w:id="53" w:name="_Toc6931_WPSOffice_Level2"/>
-      <w:bookmarkStart w:id="54" w:name="_Toc17111_WPSOffice_Level2"/>
-      <w:bookmarkStart w:id="55" w:name="_Toc11193_WPSOffice_Level2"/>
-      <w:bookmarkStart w:id="56" w:name="_Toc19280_WPSOffice_Level2"/>
-      <w:bookmarkStart w:id="57" w:name="_Toc20170_WPSOffice_Level1"/>
-      <w:bookmarkStart w:id="58" w:name="_Toc28454_WPSOffice_Level1"/>
-      <w:bookmarkStart w:id="59" w:name="_Toc26985_WPSOffice_Level1"/>
+      <w:bookmarkStart w:id="50" w:name="_Toc31515_WPSOffice_Level2"/>
+      <w:bookmarkStart w:id="51" w:name="_Toc17111_WPSOffice_Level2"/>
+      <w:bookmarkStart w:id="52" w:name="_Toc3488_WPSOffice_Level2"/>
+      <w:bookmarkStart w:id="53" w:name="_Toc6304_WPSOffice_Level2"/>
+      <w:bookmarkStart w:id="54" w:name="_Toc19280_WPSOffice_Level2"/>
+      <w:bookmarkStart w:id="55" w:name="_Toc6931_WPSOffice_Level2"/>
+      <w:bookmarkStart w:id="56" w:name="_Toc11193_WPSOffice_Level2"/>
+      <w:bookmarkStart w:id="57" w:name="_Toc26985_WPSOffice_Level1"/>
+      <w:bookmarkStart w:id="58" w:name="_Toc20170_WPSOffice_Level1"/>
+      <w:bookmarkStart w:id="59" w:name="_Toc28454_WPSOffice_Level1"/>
       <w:r>
         <w:rPr>
           <w:rFonts w:hint="eastAsia" w:ascii="Times New Roman" w:hAnsi="Times New Roman" w:eastAsia="微软雅黑" w:cs="Times New Roman"/>
@@ -20178,12 +20183,12 @@
         </w:rPr>
       </w:pPr>
       <w:bookmarkStart w:id="60" w:name="_Toc2822_WPSOffice_Level2"/>
-      <w:bookmarkStart w:id="61" w:name="_Toc31138_WPSOffice_Level2"/>
-      <w:bookmarkStart w:id="62" w:name="_Toc14645_WPSOffice_Level2"/>
-      <w:bookmarkStart w:id="63" w:name="_Toc12087_WPSOffice_Level2"/>
-      <w:bookmarkStart w:id="64" w:name="_Toc25864_WPSOffice_Level2"/>
-      <w:bookmarkStart w:id="65" w:name="_Toc29205_WPSOffice_Level2"/>
-      <w:bookmarkStart w:id="66" w:name="_Toc26578_WPSOffice_Level2"/>
+      <w:bookmarkStart w:id="61" w:name="_Toc14645_WPSOffice_Level2"/>
+      <w:bookmarkStart w:id="62" w:name="_Toc12087_WPSOffice_Level2"/>
+      <w:bookmarkStart w:id="63" w:name="_Toc25864_WPSOffice_Level2"/>
+      <w:bookmarkStart w:id="64" w:name="_Toc31138_WPSOffice_Level2"/>
+      <w:bookmarkStart w:id="65" w:name="_Toc26578_WPSOffice_Level2"/>
+      <w:bookmarkStart w:id="66" w:name="_Toc29205_WPSOffice_Level2"/>
       <w:r>
         <w:rPr>
           <w:rFonts w:hint="eastAsia" w:ascii="Times New Roman" w:hAnsi="Times New Roman" w:eastAsia="微软雅黑" w:cs="Times New Roman"/>
@@ -20325,12 +20330,12 @@
               </w:rPr>
             </w:pPr>
             <w:bookmarkStart w:id="67" w:name="_Toc18696_WPSOffice_Level2"/>
-            <w:bookmarkStart w:id="68" w:name="_Toc5261_WPSOffice_Level2"/>
-            <w:bookmarkStart w:id="69" w:name="_Toc5660_WPSOffice_Level2"/>
+            <w:bookmarkStart w:id="68" w:name="_Toc23221_WPSOffice_Level2"/>
+            <w:bookmarkStart w:id="69" w:name="_Toc17905_WPSOffice_Level2"/>
             <w:bookmarkStart w:id="70" w:name="_Toc3819_WPSOffice_Level2"/>
-            <w:bookmarkStart w:id="71" w:name="_Toc31020_WPSOffice_Level2"/>
-            <w:bookmarkStart w:id="72" w:name="_Toc23221_WPSOffice_Level2"/>
-            <w:bookmarkStart w:id="73" w:name="_Toc17905_WPSOffice_Level2"/>
+            <w:bookmarkStart w:id="71" w:name="_Toc5261_WPSOffice_Level2"/>
+            <w:bookmarkStart w:id="72" w:name="_Toc5660_WPSOffice_Level2"/>
+            <w:bookmarkStart w:id="73" w:name="_Toc31020_WPSOffice_Level2"/>
             <w:r>
               <w:rPr>
                 <w:rFonts w:hint="eastAsia" w:ascii="Times New Roman" w:hAnsi="Times New Roman" w:eastAsia="微软雅黑" w:cs="Times New Roman"/>
@@ -20831,13 +20836,13 @@
                 <w:szCs w:val="18"/>
               </w:rPr>
             </w:pPr>
-            <w:bookmarkStart w:id="74" w:name="_Toc11554_WPSOffice_Level2"/>
-            <w:bookmarkStart w:id="75" w:name="_Toc28235_WPSOffice_Level2"/>
-            <w:bookmarkStart w:id="76" w:name="_Toc20683_WPSOffice_Level2"/>
-            <w:bookmarkStart w:id="77" w:name="_Toc15300_WPSOffice_Level2"/>
-            <w:bookmarkStart w:id="78" w:name="_Toc23388_WPSOffice_Level2"/>
-            <w:bookmarkStart w:id="79" w:name="_Toc24626_WPSOffice_Level2"/>
-            <w:bookmarkStart w:id="80" w:name="_Toc2588_WPSOffice_Level2"/>
+            <w:bookmarkStart w:id="74" w:name="_Toc23388_WPSOffice_Level2"/>
+            <w:bookmarkStart w:id="75" w:name="_Toc24626_WPSOffice_Level2"/>
+            <w:bookmarkStart w:id="76" w:name="_Toc2588_WPSOffice_Level2"/>
+            <w:bookmarkStart w:id="77" w:name="_Toc11554_WPSOffice_Level2"/>
+            <w:bookmarkStart w:id="78" w:name="_Toc28235_WPSOffice_Level2"/>
+            <w:bookmarkStart w:id="79" w:name="_Toc20683_WPSOffice_Level2"/>
+            <w:bookmarkStart w:id="80" w:name="_Toc15300_WPSOffice_Level2"/>
             <w:r>
               <w:rPr>
                 <w:rFonts w:hint="eastAsia" w:ascii="Times New Roman" w:hAnsi="Times New Roman" w:eastAsia="微软雅黑" w:cs="Times New Roman"/>
@@ -21343,8 +21348,8 @@
             <w:bookmarkStart w:id="83" w:name="_Toc19892_WPSOffice_Level2"/>
             <w:bookmarkStart w:id="84" w:name="_Toc31650_WPSOffice_Level2"/>
             <w:bookmarkStart w:id="85" w:name="_Toc16027_WPSOffice_Level2"/>
-            <w:bookmarkStart w:id="86" w:name="_Toc12493_WPSOffice_Level2"/>
-            <w:bookmarkStart w:id="87" w:name="_Toc30071_WPSOffice_Level2"/>
+            <w:bookmarkStart w:id="86" w:name="_Toc30071_WPSOffice_Level2"/>
+            <w:bookmarkStart w:id="87" w:name="_Toc12493_WPSOffice_Level2"/>
             <w:r>
               <w:rPr>
                 <w:rFonts w:hint="eastAsia" w:ascii="Times New Roman" w:hAnsi="Times New Roman" w:eastAsia="微软雅黑" w:cs="Times New Roman"/>
@@ -21846,12 +21851,12 @@
               </w:rPr>
             </w:pPr>
             <w:bookmarkStart w:id="88" w:name="_Toc31447_WPSOffice_Level2"/>
-            <w:bookmarkStart w:id="89" w:name="_Toc8398_WPSOffice_Level2"/>
-            <w:bookmarkStart w:id="90" w:name="_Toc28534_WPSOffice_Level2"/>
-            <w:bookmarkStart w:id="91" w:name="_Toc28312_WPSOffice_Level2"/>
+            <w:bookmarkStart w:id="89" w:name="_Toc28312_WPSOffice_Level2"/>
+            <w:bookmarkStart w:id="90" w:name="_Toc19289_WPSOffice_Level2"/>
+            <w:bookmarkStart w:id="91" w:name="_Toc8398_WPSOffice_Level2"/>
             <w:bookmarkStart w:id="92" w:name="_Toc20571_WPSOffice_Level2"/>
-            <w:bookmarkStart w:id="93" w:name="_Toc11689_WPSOffice_Level2"/>
-            <w:bookmarkStart w:id="94" w:name="_Toc19289_WPSOffice_Level2"/>
+            <w:bookmarkStart w:id="93" w:name="_Toc28534_WPSOffice_Level2"/>
+            <w:bookmarkStart w:id="94" w:name="_Toc11689_WPSOffice_Level2"/>
             <w:r>
               <w:rPr>
                 <w:rFonts w:hint="eastAsia" w:ascii="Times New Roman" w:hAnsi="Times New Roman" w:eastAsia="微软雅黑" w:cs="Times New Roman"/>
@@ -22353,13 +22358,13 @@
                 <w:szCs w:val="18"/>
               </w:rPr>
             </w:pPr>
-            <w:bookmarkStart w:id="95" w:name="_Toc5423_WPSOffice_Level2"/>
-            <w:bookmarkStart w:id="96" w:name="_Toc6645_WPSOffice_Level2"/>
-            <w:bookmarkStart w:id="97" w:name="_Toc6170_WPSOffice_Level2"/>
+            <w:bookmarkStart w:id="95" w:name="_Toc6645_WPSOffice_Level2"/>
+            <w:bookmarkStart w:id="96" w:name="_Toc5423_WPSOffice_Level2"/>
+            <w:bookmarkStart w:id="97" w:name="_Toc6863_WPSOffice_Level2"/>
             <w:bookmarkStart w:id="98" w:name="_Toc13225_WPSOffice_Level2"/>
-            <w:bookmarkStart w:id="99" w:name="_Toc6863_WPSOffice_Level2"/>
-            <w:bookmarkStart w:id="100" w:name="_Toc2683_WPSOffice_Level2"/>
-            <w:bookmarkStart w:id="101" w:name="_Toc5164_WPSOffice_Level2"/>
+            <w:bookmarkStart w:id="99" w:name="_Toc2683_WPSOffice_Level2"/>
+            <w:bookmarkStart w:id="100" w:name="_Toc5164_WPSOffice_Level2"/>
+            <w:bookmarkStart w:id="101" w:name="_Toc6170_WPSOffice_Level2"/>
             <w:r>
               <w:rPr>
                 <w:rFonts w:hint="eastAsia" w:ascii="Times New Roman" w:hAnsi="Times New Roman" w:eastAsia="微软雅黑" w:cs="Times New Roman"/>
@@ -22860,13 +22865,13 @@
                 <w:szCs w:val="18"/>
               </w:rPr>
             </w:pPr>
-            <w:bookmarkStart w:id="102" w:name="_Toc6323_WPSOffice_Level2"/>
-            <w:bookmarkStart w:id="103" w:name="_Toc12046_WPSOffice_Level2"/>
-            <w:bookmarkStart w:id="104" w:name="_Toc3387_WPSOffice_Level2"/>
+            <w:bookmarkStart w:id="102" w:name="_Toc13817_WPSOffice_Level2"/>
+            <w:bookmarkStart w:id="103" w:name="_Toc3387_WPSOffice_Level2"/>
+            <w:bookmarkStart w:id="104" w:name="_Toc12046_WPSOffice_Level2"/>
             <w:bookmarkStart w:id="105" w:name="_Toc24628_WPSOffice_Level2"/>
-            <w:bookmarkStart w:id="106" w:name="_Toc29762_WPSOffice_Level2"/>
-            <w:bookmarkStart w:id="107" w:name="_Toc5860_WPSOffice_Level2"/>
-            <w:bookmarkStart w:id="108" w:name="_Toc13817_WPSOffice_Level2"/>
+            <w:bookmarkStart w:id="106" w:name="_Toc6323_WPSOffice_Level2"/>
+            <w:bookmarkStart w:id="107" w:name="_Toc29762_WPSOffice_Level2"/>
+            <w:bookmarkStart w:id="108" w:name="_Toc5860_WPSOffice_Level2"/>
             <w:r>
               <w:rPr>
                 <w:rFonts w:hint="eastAsia" w:ascii="Times New Roman" w:hAnsi="Times New Roman" w:eastAsia="微软雅黑" w:cs="Times New Roman"/>
@@ -23367,13 +23372,13 @@
                 <w:szCs w:val="18"/>
               </w:rPr>
             </w:pPr>
-            <w:bookmarkStart w:id="109" w:name="_Toc708_WPSOffice_Level2"/>
-            <w:bookmarkStart w:id="110" w:name="_Toc13244_WPSOffice_Level2"/>
-            <w:bookmarkStart w:id="111" w:name="_Toc15619_WPSOffice_Level2"/>
-            <w:bookmarkStart w:id="112" w:name="_Toc31905_WPSOffice_Level2"/>
+            <w:bookmarkStart w:id="109" w:name="_Toc22500_WPSOffice_Level2"/>
+            <w:bookmarkStart w:id="110" w:name="_Toc15619_WPSOffice_Level2"/>
+            <w:bookmarkStart w:id="111" w:name="_Toc6004_WPSOffice_Level2"/>
+            <w:bookmarkStart w:id="112" w:name="_Toc13244_WPSOffice_Level2"/>
             <w:bookmarkStart w:id="113" w:name="_Toc11082_WPSOffice_Level2"/>
-            <w:bookmarkStart w:id="114" w:name="_Toc22500_WPSOffice_Level2"/>
-            <w:bookmarkStart w:id="115" w:name="_Toc6004_WPSOffice_Level2"/>
+            <w:bookmarkStart w:id="114" w:name="_Toc708_WPSOffice_Level2"/>
+            <w:bookmarkStart w:id="115" w:name="_Toc31905_WPSOffice_Level2"/>
             <w:r>
               <w:rPr>
                 <w:rFonts w:hint="eastAsia" w:ascii="Times New Roman" w:hAnsi="Times New Roman" w:eastAsia="微软雅黑" w:cs="Times New Roman"/>
@@ -23875,11 +23880,11 @@
               </w:rPr>
             </w:pPr>
             <w:bookmarkStart w:id="116" w:name="_Toc21560_WPSOffice_Level2"/>
-            <w:bookmarkStart w:id="117" w:name="_Toc15479_WPSOffice_Level2"/>
-            <w:bookmarkStart w:id="118" w:name="_Toc4042_WPSOffice_Level2"/>
-            <w:bookmarkStart w:id="119" w:name="_Toc7586_WPSOffice_Level2"/>
-            <w:bookmarkStart w:id="120" w:name="_Toc23537_WPSOffice_Level2"/>
-            <w:bookmarkStart w:id="121" w:name="_Toc23443_WPSOffice_Level2"/>
+            <w:bookmarkStart w:id="117" w:name="_Toc7586_WPSOffice_Level2"/>
+            <w:bookmarkStart w:id="118" w:name="_Toc23537_WPSOffice_Level2"/>
+            <w:bookmarkStart w:id="119" w:name="_Toc4042_WPSOffice_Level2"/>
+            <w:bookmarkStart w:id="120" w:name="_Toc23443_WPSOffice_Level2"/>
+            <w:bookmarkStart w:id="121" w:name="_Toc15479_WPSOffice_Level2"/>
             <w:bookmarkStart w:id="122" w:name="_Toc13664_WPSOffice_Level2"/>
             <w:r>
               <w:rPr>
@@ -24382,11 +24387,11 @@
               </w:rPr>
             </w:pPr>
             <w:bookmarkStart w:id="123" w:name="_Toc22039_WPSOffice_Level2"/>
-            <w:bookmarkStart w:id="124" w:name="_Toc28498_WPSOffice_Level2"/>
+            <w:bookmarkStart w:id="124" w:name="_Toc10575_WPSOffice_Level2"/>
             <w:bookmarkStart w:id="125" w:name="_Toc29193_WPSOffice_Level2"/>
             <w:bookmarkStart w:id="126" w:name="_Toc11254_WPSOffice_Level2"/>
             <w:bookmarkStart w:id="127" w:name="_Toc5629_WPSOffice_Level2"/>
-            <w:bookmarkStart w:id="128" w:name="_Toc10575_WPSOffice_Level2"/>
+            <w:bookmarkStart w:id="128" w:name="_Toc28498_WPSOffice_Level2"/>
             <w:bookmarkStart w:id="129" w:name="_Toc2337_WPSOffice_Level2"/>
             <w:r>
               <w:rPr>
@@ -25399,9 +25404,9 @@
             <w:bookmarkStart w:id="138" w:name="_Toc25338_WPSOffice_Level2"/>
             <w:bookmarkStart w:id="139" w:name="_Toc6654_WPSOffice_Level2"/>
             <w:bookmarkStart w:id="140" w:name="_Toc12027_WPSOffice_Level2"/>
-            <w:bookmarkStart w:id="141" w:name="_Toc12118_WPSOffice_Level2"/>
+            <w:bookmarkStart w:id="141" w:name="_Toc2334_WPSOffice_Level2"/>
             <w:bookmarkStart w:id="142" w:name="_Toc24337_WPSOffice_Level2"/>
-            <w:bookmarkStart w:id="143" w:name="_Toc2334_WPSOffice_Level2"/>
+            <w:bookmarkStart w:id="143" w:name="_Toc12118_WPSOffice_Level2"/>
             <w:r>
               <w:rPr>
                 <w:rFonts w:hint="eastAsia" w:ascii="Times New Roman" w:hAnsi="Times New Roman" w:eastAsia="微软雅黑" w:cs="Times New Roman"/>
@@ -25903,12 +25908,12 @@
               </w:rPr>
             </w:pPr>
             <w:bookmarkStart w:id="144" w:name="_Toc5840_WPSOffice_Level2"/>
-            <w:bookmarkStart w:id="145" w:name="_Toc28807_WPSOffice_Level2"/>
-            <w:bookmarkStart w:id="146" w:name="_Toc20736_WPSOffice_Level2"/>
-            <w:bookmarkStart w:id="147" w:name="_Toc6074_WPSOffice_Level2"/>
-            <w:bookmarkStart w:id="148" w:name="_Toc20271_WPSOffice_Level2"/>
-            <w:bookmarkStart w:id="149" w:name="_Toc17254_WPSOffice_Level2"/>
-            <w:bookmarkStart w:id="150" w:name="_Toc17711_WPSOffice_Level2"/>
+            <w:bookmarkStart w:id="145" w:name="_Toc20736_WPSOffice_Level2"/>
+            <w:bookmarkStart w:id="146" w:name="_Toc20271_WPSOffice_Level2"/>
+            <w:bookmarkStart w:id="147" w:name="_Toc17254_WPSOffice_Level2"/>
+            <w:bookmarkStart w:id="148" w:name="_Toc17711_WPSOffice_Level2"/>
+            <w:bookmarkStart w:id="149" w:name="_Toc28807_WPSOffice_Level2"/>
+            <w:bookmarkStart w:id="150" w:name="_Toc6074_WPSOffice_Level2"/>
             <w:r>
               <w:rPr>
                 <w:rFonts w:hint="eastAsia" w:ascii="Times New Roman" w:hAnsi="Times New Roman" w:eastAsia="微软雅黑" w:cs="Times New Roman"/>
@@ -26409,13 +26414,13 @@
                 <w:szCs w:val="18"/>
               </w:rPr>
             </w:pPr>
-            <w:bookmarkStart w:id="151" w:name="_Toc18295_WPSOffice_Level2"/>
-            <w:bookmarkStart w:id="152" w:name="_Toc18813_WPSOffice_Level2"/>
-            <w:bookmarkStart w:id="153" w:name="_Toc22623_WPSOffice_Level2"/>
-            <w:bookmarkStart w:id="154" w:name="_Toc26031_WPSOffice_Level2"/>
-            <w:bookmarkStart w:id="155" w:name="_Toc24586_WPSOffice_Level2"/>
-            <w:bookmarkStart w:id="156" w:name="_Toc31683_WPSOffice_Level2"/>
-            <w:bookmarkStart w:id="157" w:name="_Toc18784_WPSOffice_Level2"/>
+            <w:bookmarkStart w:id="151" w:name="_Toc18813_WPSOffice_Level2"/>
+            <w:bookmarkStart w:id="152" w:name="_Toc24586_WPSOffice_Level2"/>
+            <w:bookmarkStart w:id="153" w:name="_Toc26031_WPSOffice_Level2"/>
+            <w:bookmarkStart w:id="154" w:name="_Toc18784_WPSOffice_Level2"/>
+            <w:bookmarkStart w:id="155" w:name="_Toc18295_WPSOffice_Level2"/>
+            <w:bookmarkStart w:id="156" w:name="_Toc22623_WPSOffice_Level2"/>
+            <w:bookmarkStart w:id="157" w:name="_Toc31683_WPSOffice_Level2"/>
             <w:r>
               <w:rPr>
                 <w:rFonts w:hint="eastAsia" w:ascii="Times New Roman" w:hAnsi="Times New Roman" w:eastAsia="微软雅黑" w:cs="Times New Roman"/>
@@ -27209,14 +27214,6 @@
         </w:tc>
       </w:tr>
       <w:tr>
-        <w:tblPrEx>
-          <w:tblCellMar>
-            <w:top w:w="0" w:type="dxa"/>
-            <w:left w:w="0" w:type="dxa"/>
-            <w:bottom w:w="0" w:type="dxa"/>
-            <w:right w:w="0" w:type="dxa"/>
-          </w:tblCellMar>
-        </w:tblPrEx>
         <w:trPr>
           <w:trHeight w:val="274" w:hRule="exact"/>
           <w:jc w:val="center"/>
@@ -27410,12 +27407,12 @@
                 <w:szCs w:val="18"/>
               </w:rPr>
             </w:pPr>
-            <w:bookmarkStart w:id="158" w:name="_Toc11576_WPSOffice_Level2"/>
-            <w:bookmarkStart w:id="159" w:name="_Toc2455_WPSOffice_Level2"/>
-            <w:bookmarkStart w:id="160" w:name="_Toc25837_WPSOffice_Level2"/>
-            <w:bookmarkStart w:id="161" w:name="_Toc22167_WPSOffice_Level2"/>
-            <w:bookmarkStart w:id="162" w:name="_Toc30144_WPSOffice_Level2"/>
-            <w:bookmarkStart w:id="163" w:name="_Toc15930_WPSOffice_Level2"/>
+            <w:bookmarkStart w:id="158" w:name="_Toc15930_WPSOffice_Level2"/>
+            <w:bookmarkStart w:id="159" w:name="_Toc30144_WPSOffice_Level2"/>
+            <w:bookmarkStart w:id="160" w:name="_Toc11576_WPSOffice_Level2"/>
+            <w:bookmarkStart w:id="161" w:name="_Toc2455_WPSOffice_Level2"/>
+            <w:bookmarkStart w:id="162" w:name="_Toc25837_WPSOffice_Level2"/>
+            <w:bookmarkStart w:id="163" w:name="_Toc22167_WPSOffice_Level2"/>
             <w:bookmarkStart w:id="164" w:name="_Toc31152_WPSOffice_Level2"/>
             <w:r>
               <w:rPr>
@@ -27918,11 +27915,11 @@
                 <w:szCs w:val="18"/>
               </w:rPr>
             </w:pPr>
-            <w:bookmarkStart w:id="165" w:name="_Toc18298_WPSOffice_Level2"/>
-            <w:bookmarkStart w:id="166" w:name="_Toc21218_WPSOffice_Level2"/>
-            <w:bookmarkStart w:id="167" w:name="_Toc6105_WPSOffice_Level2"/>
-            <w:bookmarkStart w:id="168" w:name="_Toc17817_WPSOffice_Level2"/>
-            <w:bookmarkStart w:id="169" w:name="_Toc21844_WPSOffice_Level2"/>
+            <w:bookmarkStart w:id="165" w:name="_Toc21218_WPSOffice_Level2"/>
+            <w:bookmarkStart w:id="166" w:name="_Toc6105_WPSOffice_Level2"/>
+            <w:bookmarkStart w:id="167" w:name="_Toc17817_WPSOffice_Level2"/>
+            <w:bookmarkStart w:id="168" w:name="_Toc21844_WPSOffice_Level2"/>
+            <w:bookmarkStart w:id="169" w:name="_Toc18298_WPSOffice_Level2"/>
             <w:bookmarkStart w:id="170" w:name="_Toc24581_WPSOffice_Level2"/>
             <w:bookmarkStart w:id="171" w:name="_Toc10927_WPSOffice_Level2"/>
             <w:r>
@@ -28426,12 +28423,12 @@
               </w:rPr>
             </w:pPr>
             <w:bookmarkStart w:id="172" w:name="_Toc22953_WPSOffice_Level2"/>
-            <w:bookmarkStart w:id="173" w:name="_Toc5805_WPSOffice_Level2"/>
-            <w:bookmarkStart w:id="174" w:name="_Toc26632_WPSOffice_Level2"/>
-            <w:bookmarkStart w:id="175" w:name="_Toc20673_WPSOffice_Level2"/>
-            <w:bookmarkStart w:id="176" w:name="_Toc3881_WPSOffice_Level2"/>
-            <w:bookmarkStart w:id="177" w:name="_Toc7518_WPSOffice_Level2"/>
-            <w:bookmarkStart w:id="178" w:name="_Toc32618_WPSOffice_Level2"/>
+            <w:bookmarkStart w:id="173" w:name="_Toc32618_WPSOffice_Level2"/>
+            <w:bookmarkStart w:id="174" w:name="_Toc3881_WPSOffice_Level2"/>
+            <w:bookmarkStart w:id="175" w:name="_Toc5805_WPSOffice_Level2"/>
+            <w:bookmarkStart w:id="176" w:name="_Toc20673_WPSOffice_Level2"/>
+            <w:bookmarkStart w:id="177" w:name="_Toc26632_WPSOffice_Level2"/>
+            <w:bookmarkStart w:id="178" w:name="_Toc7518_WPSOffice_Level2"/>
             <w:r>
               <w:rPr>
                 <w:rFonts w:hint="eastAsia" w:ascii="Times New Roman" w:hAnsi="Times New Roman" w:eastAsia="微软雅黑" w:cs="Times New Roman"/>
@@ -28932,13 +28929,13 @@
                 <w:szCs w:val="18"/>
               </w:rPr>
             </w:pPr>
-            <w:bookmarkStart w:id="179" w:name="_Toc25299_WPSOffice_Level2"/>
-            <w:bookmarkStart w:id="180" w:name="_Toc14661_WPSOffice_Level2"/>
-            <w:bookmarkStart w:id="181" w:name="_Toc22629_WPSOffice_Level2"/>
-            <w:bookmarkStart w:id="182" w:name="_Toc31722_WPSOffice_Level2"/>
-            <w:bookmarkStart w:id="183" w:name="_Toc9505_WPSOffice_Level2"/>
-            <w:bookmarkStart w:id="184" w:name="_Toc15940_WPSOffice_Level2"/>
-            <w:bookmarkStart w:id="185" w:name="_Toc22431_WPSOffice_Level2"/>
+            <w:bookmarkStart w:id="179" w:name="_Toc22431_WPSOffice_Level2"/>
+            <w:bookmarkStart w:id="180" w:name="_Toc25299_WPSOffice_Level2"/>
+            <w:bookmarkStart w:id="181" w:name="_Toc14661_WPSOffice_Level2"/>
+            <w:bookmarkStart w:id="182" w:name="_Toc15940_WPSOffice_Level2"/>
+            <w:bookmarkStart w:id="183" w:name="_Toc22629_WPSOffice_Level2"/>
+            <w:bookmarkStart w:id="184" w:name="_Toc9505_WPSOffice_Level2"/>
+            <w:bookmarkStart w:id="185" w:name="_Toc31722_WPSOffice_Level2"/>
             <w:r>
               <w:rPr>
                 <w:rFonts w:hint="eastAsia" w:ascii="Times New Roman" w:hAnsi="Times New Roman" w:eastAsia="微软雅黑" w:cs="Times New Roman"/>
@@ -29439,13 +29436,13 @@
                 <w:szCs w:val="18"/>
               </w:rPr>
             </w:pPr>
-            <w:bookmarkStart w:id="186" w:name="_Toc27147_WPSOffice_Level2"/>
-            <w:bookmarkStart w:id="187" w:name="_Toc24372_WPSOffice_Level2"/>
-            <w:bookmarkStart w:id="188" w:name="_Toc20849_WPSOffice_Level2"/>
-            <w:bookmarkStart w:id="189" w:name="_Toc4328_WPSOffice_Level2"/>
-            <w:bookmarkStart w:id="190" w:name="_Toc5581_WPSOffice_Level2"/>
-            <w:bookmarkStart w:id="191" w:name="_Toc7607_WPSOffice_Level2"/>
-            <w:bookmarkStart w:id="192" w:name="_Toc27188_WPSOffice_Level2"/>
+            <w:bookmarkStart w:id="186" w:name="_Toc24372_WPSOffice_Level2"/>
+            <w:bookmarkStart w:id="187" w:name="_Toc7607_WPSOffice_Level2"/>
+            <w:bookmarkStart w:id="188" w:name="_Toc27188_WPSOffice_Level2"/>
+            <w:bookmarkStart w:id="189" w:name="_Toc5581_WPSOffice_Level2"/>
+            <w:bookmarkStart w:id="190" w:name="_Toc20849_WPSOffice_Level2"/>
+            <w:bookmarkStart w:id="191" w:name="_Toc27147_WPSOffice_Level2"/>
+            <w:bookmarkStart w:id="192" w:name="_Toc4328_WPSOffice_Level2"/>
             <w:r>
               <w:rPr>
                 <w:rFonts w:hint="eastAsia" w:ascii="Times New Roman" w:hAnsi="Times New Roman" w:eastAsia="微软雅黑" w:cs="Times New Roman"/>
@@ -29909,6 +29906,14 @@
         <w:gridCol w:w="1409"/>
       </w:tblGrid>
       <w:tr>
+        <w:tblPrEx>
+          <w:tblCellMar>
+            <w:top w:w="0" w:type="dxa"/>
+            <w:left w:w="0" w:type="dxa"/>
+            <w:bottom w:w="0" w:type="dxa"/>
+            <w:right w:w="0" w:type="dxa"/>
+          </w:tblCellMar>
+        </w:tblPrEx>
         <w:trPr>
           <w:trHeight w:val="356" w:hRule="exact"/>
           <w:jc w:val="center"/>
@@ -29938,12 +29943,12 @@
                 <w:szCs w:val="18"/>
               </w:rPr>
             </w:pPr>
-            <w:bookmarkStart w:id="193" w:name="_Toc23854_WPSOffice_Level2"/>
-            <w:bookmarkStart w:id="194" w:name="_Toc8746_WPSOffice_Level2"/>
+            <w:bookmarkStart w:id="193" w:name="_Toc11511_WPSOffice_Level2"/>
+            <w:bookmarkStart w:id="194" w:name="_Toc23854_WPSOffice_Level2"/>
             <w:bookmarkStart w:id="195" w:name="_Toc26466_WPSOffice_Level2"/>
             <w:bookmarkStart w:id="196" w:name="_Toc6343_WPSOffice_Level2"/>
             <w:bookmarkStart w:id="197" w:name="_Toc9066_WPSOffice_Level2"/>
-            <w:bookmarkStart w:id="198" w:name="_Toc11511_WPSOffice_Level2"/>
+            <w:bookmarkStart w:id="198" w:name="_Toc8746_WPSOffice_Level2"/>
             <w:bookmarkStart w:id="199" w:name="_Toc23457_WPSOffice_Level2"/>
             <w:r>
               <w:rPr>
@@ -30445,13 +30450,13 @@
                 <w:szCs w:val="18"/>
               </w:rPr>
             </w:pPr>
-            <w:bookmarkStart w:id="200" w:name="_Toc3049_WPSOffice_Level2"/>
-            <w:bookmarkStart w:id="201" w:name="_Toc6069_WPSOffice_Level2"/>
-            <w:bookmarkStart w:id="202" w:name="_Toc17938_WPSOffice_Level2"/>
-            <w:bookmarkStart w:id="203" w:name="_Toc12685_WPSOffice_Level2"/>
-            <w:bookmarkStart w:id="204" w:name="_Toc1557_WPSOffice_Level2"/>
+            <w:bookmarkStart w:id="200" w:name="_Toc1557_WPSOffice_Level2"/>
+            <w:bookmarkStart w:id="201" w:name="_Toc20319_WPSOffice_Level2"/>
+            <w:bookmarkStart w:id="202" w:name="_Toc12685_WPSOffice_Level2"/>
+            <w:bookmarkStart w:id="203" w:name="_Toc3049_WPSOffice_Level2"/>
+            <w:bookmarkStart w:id="204" w:name="_Toc17938_WPSOffice_Level2"/>
             <w:bookmarkStart w:id="205" w:name="_Toc17440_WPSOffice_Level2"/>
-            <w:bookmarkStart w:id="206" w:name="_Toc20319_WPSOffice_Level2"/>
+            <w:bookmarkStart w:id="206" w:name="_Toc6069_WPSOffice_Level2"/>
             <w:r>
               <w:rPr>
                 <w:rFonts w:hint="eastAsia" w:ascii="Times New Roman" w:hAnsi="Times New Roman" w:eastAsia="微软雅黑" w:cs="Times New Roman"/>
@@ -30952,13 +30957,13 @@
                 <w:szCs w:val="18"/>
               </w:rPr>
             </w:pPr>
-            <w:bookmarkStart w:id="207" w:name="_Toc19766_WPSOffice_Level2"/>
-            <w:bookmarkStart w:id="208" w:name="_Toc25956_WPSOffice_Level2"/>
-            <w:bookmarkStart w:id="209" w:name="_Toc27824_WPSOffice_Level2"/>
-            <w:bookmarkStart w:id="210" w:name="_Toc29816_WPSOffice_Level2"/>
-            <w:bookmarkStart w:id="211" w:name="_Toc21686_WPSOffice_Level2"/>
-            <w:bookmarkStart w:id="212" w:name="_Toc18427_WPSOffice_Level2"/>
-            <w:bookmarkStart w:id="213" w:name="_Toc28180_WPSOffice_Level2"/>
+            <w:bookmarkStart w:id="207" w:name="_Toc29816_WPSOffice_Level2"/>
+            <w:bookmarkStart w:id="208" w:name="_Toc27824_WPSOffice_Level2"/>
+            <w:bookmarkStart w:id="209" w:name="_Toc19766_WPSOffice_Level2"/>
+            <w:bookmarkStart w:id="210" w:name="_Toc18427_WPSOffice_Level2"/>
+            <w:bookmarkStart w:id="211" w:name="_Toc28180_WPSOffice_Level2"/>
+            <w:bookmarkStart w:id="212" w:name="_Toc25956_WPSOffice_Level2"/>
+            <w:bookmarkStart w:id="213" w:name="_Toc21686_WPSOffice_Level2"/>
             <w:r>
               <w:rPr>
                 <w:rFonts w:hint="eastAsia" w:ascii="Times New Roman" w:hAnsi="Times New Roman" w:eastAsia="微软雅黑" w:cs="Times New Roman"/>
@@ -31459,13 +31464,13 @@
                 <w:szCs w:val="18"/>
               </w:rPr>
             </w:pPr>
-            <w:bookmarkStart w:id="214" w:name="_Toc9870_WPSOffice_Level2"/>
-            <w:bookmarkStart w:id="215" w:name="_Toc19658_WPSOffice_Level2"/>
-            <w:bookmarkStart w:id="216" w:name="_Toc8959_WPSOffice_Level2"/>
-            <w:bookmarkStart w:id="217" w:name="_Toc7268_WPSOffice_Level2"/>
-            <w:bookmarkStart w:id="218" w:name="_Toc27941_WPSOffice_Level2"/>
-            <w:bookmarkStart w:id="219" w:name="_Toc24661_WPSOffice_Level2"/>
-            <w:bookmarkStart w:id="220" w:name="_Toc20570_WPSOffice_Level2"/>
+            <w:bookmarkStart w:id="214" w:name="_Toc19658_WPSOffice_Level2"/>
+            <w:bookmarkStart w:id="215" w:name="_Toc8959_WPSOffice_Level2"/>
+            <w:bookmarkStart w:id="216" w:name="_Toc27941_WPSOffice_Level2"/>
+            <w:bookmarkStart w:id="217" w:name="_Toc20570_WPSOffice_Level2"/>
+            <w:bookmarkStart w:id="218" w:name="_Toc24661_WPSOffice_Level2"/>
+            <w:bookmarkStart w:id="219" w:name="_Toc9870_WPSOffice_Level2"/>
+            <w:bookmarkStart w:id="220" w:name="_Toc7268_WPSOffice_Level2"/>
             <w:r>
               <w:rPr>
                 <w:rFonts w:hint="eastAsia" w:ascii="Times New Roman" w:hAnsi="Times New Roman" w:eastAsia="微软雅黑" w:cs="Times New Roman"/>

--- a/WebContent/docx/泛实体瘤182+6基因报告-单样本.docx
+++ b/WebContent/docx/泛实体瘤182+6基因报告-单样本.docx
@@ -1473,12 +1473,6 @@
             <w:insideV w:val="single" w:color="A4A4A4" w:sz="4" w:space="0"/>
           </w:tblBorders>
           <w:shd w:val="clear" w:color="auto" w:fill="auto"/>
-          <w:tblCellMar>
-            <w:top w:w="0" w:type="dxa"/>
-            <w:left w:w="108" w:type="dxa"/>
-            <w:bottom w:w="0" w:type="dxa"/>
-            <w:right w:w="108" w:type="dxa"/>
-          </w:tblCellMar>
         </w:tblPrEx>
         <w:trPr>
           <w:trHeight w:val="420" w:hRule="atLeast"/>
@@ -1607,7 +1601,6 @@
             <w:insideH w:val="single" w:color="A4A4A4" w:sz="4" w:space="0"/>
             <w:insideV w:val="single" w:color="A4A4A4" w:sz="4" w:space="0"/>
           </w:tblBorders>
-          <w:shd w:val="clear" w:color="auto" w:fill="auto"/>
           <w:tblCellMar>
             <w:top w:w="0" w:type="dxa"/>
             <w:left w:w="108" w:type="dxa"/>
@@ -1664,7 +1657,6 @@
             <w:insideH w:val="single" w:color="A4A4A4" w:sz="4" w:space="0"/>
             <w:insideV w:val="single" w:color="A4A4A4" w:sz="4" w:space="0"/>
           </w:tblBorders>
-          <w:shd w:val="clear" w:color="auto" w:fill="auto"/>
           <w:tblCellMar>
             <w:top w:w="0" w:type="dxa"/>
             <w:left w:w="108" w:type="dxa"/>
@@ -1860,7 +1852,6 @@
             <w:insideH w:val="single" w:color="A4A4A4" w:sz="4" w:space="0"/>
             <w:insideV w:val="single" w:color="A4A4A4" w:sz="4" w:space="0"/>
           </w:tblBorders>
-          <w:shd w:val="clear" w:color="auto" w:fill="auto"/>
           <w:tblCellMar>
             <w:top w:w="0" w:type="dxa"/>
             <w:left w:w="108" w:type="dxa"/>
@@ -1915,7 +1906,6 @@
             <w:insideH w:val="single" w:color="A4A4A4" w:sz="4" w:space="0"/>
             <w:insideV w:val="single" w:color="A4A4A4" w:sz="4" w:space="0"/>
           </w:tblBorders>
-          <w:shd w:val="clear" w:color="auto" w:fill="auto"/>
           <w:tblCellMar>
             <w:top w:w="0" w:type="dxa"/>
             <w:left w:w="108" w:type="dxa"/>
@@ -5708,14 +5698,14 @@
           <w:lang w:val="en-US" w:eastAsia="zh-CN"/>
         </w:rPr>
       </w:pPr>
-      <w:bookmarkStart w:id="1" w:name="_Toc31068"/>
+      <w:bookmarkStart w:id="1" w:name="_Toc4088"/>
       <w:bookmarkStart w:id="2" w:name="_Toc18058"/>
-      <w:bookmarkStart w:id="3" w:name="_Toc3871"/>
-      <w:bookmarkStart w:id="4" w:name="_Toc23369_WPSOffice_Level1"/>
-      <w:bookmarkStart w:id="5" w:name="_Toc6221_WPSOffice_Level1"/>
+      <w:bookmarkStart w:id="3" w:name="_Toc1410"/>
+      <w:bookmarkStart w:id="4" w:name="_Toc6221_WPSOffice_Level1"/>
+      <w:bookmarkStart w:id="5" w:name="_Toc31068"/>
       <w:bookmarkStart w:id="6" w:name="_Toc25920"/>
-      <w:bookmarkStart w:id="7" w:name="_Toc4088"/>
-      <w:bookmarkStart w:id="8" w:name="_Toc1410"/>
+      <w:bookmarkStart w:id="7" w:name="_Toc3871"/>
+      <w:bookmarkStart w:id="8" w:name="_Toc23369_WPSOffice_Level1"/>
       <w:r>
         <w:rPr>
           <w:rFonts w:hint="eastAsia" w:ascii="Times New Roman" w:hAnsi="Times New Roman" w:eastAsia="微软雅黑" w:cs="Times New Roman"/>
@@ -6510,8 +6500,8 @@
         </w:rPr>
       </w:pPr>
       <w:bookmarkStart w:id="12" w:name="_Toc527112382"/>
-      <w:bookmarkStart w:id="13" w:name="_Toc99096409"/>
-      <w:bookmarkStart w:id="14" w:name="_Toc526855034"/>
+      <w:bookmarkStart w:id="13" w:name="_Toc526855034"/>
+      <w:bookmarkStart w:id="14" w:name="_Toc99096409"/>
       <w:r>
         <w:rPr>
           <w:rFonts w:hint="default" w:ascii="Times New Roman" w:hAnsi="Times New Roman" w:eastAsia="微软雅黑" w:cs="Times New Roman"/>
@@ -10760,8 +10750,8 @@
           <w:lang w:eastAsia="zh-CN"/>
         </w:rPr>
       </w:pPr>
-      <w:bookmarkStart w:id="15" w:name="_Toc99096410"/>
-      <w:bookmarkStart w:id="16" w:name="_Toc92381619"/>
+      <w:bookmarkStart w:id="15" w:name="_Toc92381619"/>
+      <w:bookmarkStart w:id="16" w:name="_Toc99096410"/>
       <w:r>
         <w:rPr>
           <w:rFonts w:ascii="Times New Roman" w:hAnsi="Times New Roman" w:eastAsia="微软雅黑" w:cs="Times New Roman"/>
@@ -11256,17 +11246,17 @@
         </w:rPr>
       </w:pPr>
       <w:bookmarkStart w:id="17" w:name="_Toc4331_WPSOffice_Level1"/>
-      <w:bookmarkStart w:id="18" w:name="_Toc32661"/>
+      <w:bookmarkStart w:id="18" w:name="_Toc23846_WPSOffice_Level1"/>
       <w:bookmarkStart w:id="19" w:name="_Toc32443_WPSOffice_Level1"/>
       <w:bookmarkStart w:id="20" w:name="_Toc29258"/>
-      <w:bookmarkStart w:id="21" w:name="_Toc5598"/>
-      <w:bookmarkStart w:id="22" w:name="_Toc23903"/>
-      <w:bookmarkStart w:id="23" w:name="_Toc23846_WPSOffice_Level1"/>
-      <w:bookmarkStart w:id="24" w:name="_Toc28194"/>
-      <w:bookmarkStart w:id="25" w:name="_Toc25727"/>
+      <w:bookmarkStart w:id="21" w:name="_Toc28194"/>
+      <w:bookmarkStart w:id="22" w:name="_Toc25727"/>
+      <w:bookmarkStart w:id="23" w:name="_Toc32661"/>
+      <w:bookmarkStart w:id="24" w:name="_Toc5598"/>
+      <w:bookmarkStart w:id="25" w:name="_Toc23903"/>
       <w:bookmarkStart w:id="26" w:name="_Toc526855035"/>
-      <w:bookmarkStart w:id="27" w:name="_Toc99096411"/>
-      <w:bookmarkStart w:id="28" w:name="_Toc527112383"/>
+      <w:bookmarkStart w:id="27" w:name="_Toc527112383"/>
+      <w:bookmarkStart w:id="28" w:name="_Toc99096411"/>
       <w:r>
         <w:rPr>
           <w:rFonts w:hint="eastAsia" w:ascii="Times New Roman" w:hAnsi="Times New Roman" w:eastAsia="微软雅黑" w:cs="Times New Roman"/>
@@ -11320,14 +11310,14 @@
         </w:rPr>
       </w:pPr>
       <w:bookmarkStart w:id="29" w:name="_Toc10753"/>
-      <w:bookmarkStart w:id="30" w:name="_Toc3782"/>
-      <w:bookmarkStart w:id="31" w:name="_Toc26649"/>
-      <w:bookmarkStart w:id="32" w:name="_Toc6988"/>
-      <w:bookmarkStart w:id="33" w:name="_Toc21764_WPSOffice_Level2"/>
-      <w:bookmarkStart w:id="34" w:name="_Toc15530"/>
-      <w:bookmarkStart w:id="35" w:name="_Toc29302"/>
-      <w:bookmarkStart w:id="36" w:name="_Toc1707_WPSOffice_Level2"/>
-      <w:bookmarkStart w:id="37" w:name="_Toc16347"/>
+      <w:bookmarkStart w:id="30" w:name="_Toc29302"/>
+      <w:bookmarkStart w:id="31" w:name="_Toc1707_WPSOffice_Level2"/>
+      <w:bookmarkStart w:id="32" w:name="_Toc15530"/>
+      <w:bookmarkStart w:id="33" w:name="_Toc26649"/>
+      <w:bookmarkStart w:id="34" w:name="_Toc21764_WPSOffice_Level2"/>
+      <w:bookmarkStart w:id="35" w:name="_Toc16347"/>
+      <w:bookmarkStart w:id="36" w:name="_Toc3782"/>
+      <w:bookmarkStart w:id="37" w:name="_Toc6988"/>
       <w:r>
         <w:rPr>
           <w:rFonts w:hint="default" w:ascii="Times New Roman" w:hAnsi="Times New Roman" w:eastAsia="微软雅黑" w:cs="Times New Roman"/>
@@ -13457,9 +13447,9 @@
           </w14:textFill>
         </w:rPr>
       </w:pPr>
-      <w:bookmarkStart w:id="38" w:name="_Toc526855036"/>
-      <w:bookmarkStart w:id="39" w:name="_Toc527112384"/>
-      <w:bookmarkStart w:id="40" w:name="_Hlk500167513"/>
+      <w:bookmarkStart w:id="38" w:name="_Toc527112384"/>
+      <w:bookmarkStart w:id="39" w:name="_Hlk500167513"/>
+      <w:bookmarkStart w:id="40" w:name="_Toc526855036"/>
       <w:r>
         <w:rPr>
           <w:rFonts w:hint="eastAsia" w:ascii="Times New Roman" w:hAnsi="Times New Roman" w:eastAsia="微软雅黑" w:cs="Times New Roman"/>
@@ -13551,12 +13541,6 @@
             <w:insideH w:val="dotted" w:color="1F497D" w:sz="4" w:space="0"/>
             <w:insideV w:val="dotted" w:color="1F497D" w:sz="4" w:space="0"/>
           </w:tblBorders>
-          <w:tblCellMar>
-            <w:top w:w="0" w:type="dxa"/>
-            <w:left w:w="108" w:type="dxa"/>
-            <w:bottom w:w="0" w:type="dxa"/>
-            <w:right w:w="108" w:type="dxa"/>
-          </w:tblCellMar>
         </w:tblPrEx>
         <w:trPr>
           <w:trHeight w:val="329" w:hRule="atLeast"/>
@@ -13865,8 +13849,6 @@
         </w:rPr>
         <w:t>{{ tdd.comutation1 }}</w:t>
       </w:r>
-      <w:bookmarkStart w:id="221" w:name="_GoBack"/>
-      <w:bookmarkEnd w:id="221"/>
     </w:p>
     <w:tbl>
       <w:tblPr>
@@ -17926,12 +17908,21 @@
             </w:r>
             <w:r>
               <w:rPr>
+                <w:rFonts w:hint="eastAsia" w:ascii="Times New Roman" w:hAnsi="Times New Roman" w:eastAsia="微软雅黑" w:cs="Times New Roman"/>
+                <w:sz w:val="21"/>
+                <w:szCs w:val="21"/>
+                <w:lang w:val="en-US" w:eastAsia="zh-CN" w:bidi="ar"/>
+              </w:rPr>
+              <w:t>5</w:t>
+            </w:r>
+            <w:r>
+              <w:rPr>
                 <w:rFonts w:ascii="Times New Roman" w:hAnsi="Times New Roman" w:eastAsia="微软雅黑" w:cs="Times New Roman"/>
                 <w:sz w:val="21"/>
                 <w:szCs w:val="21"/>
                 <w:lang w:eastAsia="zh-CN" w:bidi="ar"/>
               </w:rPr>
-              <w:t>100</w:t>
+              <w:t>0</w:t>
             </w:r>
             <w:r>
               <w:rPr>
@@ -17955,9 +17946,9 @@
                 <w:rFonts w:hint="eastAsia" w:ascii="Times New Roman" w:hAnsi="Times New Roman" w:eastAsia="微软雅黑" w:cs="Times New Roman"/>
                 <w:sz w:val="21"/>
                 <w:szCs w:val="21"/>
-                <w:lang w:eastAsia="zh-CN" w:bidi="ar"/>
-              </w:rPr>
-              <w:t>2</w:t>
+                <w:lang w:val="en-US" w:eastAsia="zh-CN" w:bidi="ar"/>
+              </w:rPr>
+              <w:t>1</w:t>
             </w:r>
             <w:r>
               <w:rPr>
@@ -18116,12 +18107,12 @@
             </w:pPr>
             <w:r>
               <w:rPr>
-                <w:rFonts w:ascii="Times New Roman" w:hAnsi="Times New Roman" w:eastAsia="微软雅黑" w:cs="Times New Roman"/>
+                <w:rFonts w:hint="eastAsia" w:ascii="Times New Roman" w:hAnsi="Times New Roman" w:eastAsia="微软雅黑" w:cs="Times New Roman"/>
                 <w:sz w:val="21"/>
                 <w:szCs w:val="21"/>
-                <w:lang w:eastAsia="zh-CN" w:bidi="ar"/>
-              </w:rPr>
-              <w:t>A/B/C</w:t>
+                <w:lang w:val="en-US" w:eastAsia="zh-CN" w:bidi="ar"/>
+              </w:rPr>
+              <w:t>1-2</w:t>
             </w:r>
             <w:r>
               <w:rPr>
@@ -18290,12 +18281,21 @@
             </w:r>
             <w:r>
               <w:rPr>
+                <w:rFonts w:hint="eastAsia" w:ascii="Times New Roman" w:hAnsi="Times New Roman" w:eastAsia="微软雅黑" w:cs="Times New Roman"/>
+                <w:sz w:val="21"/>
+                <w:szCs w:val="21"/>
+                <w:lang w:val="en-US" w:eastAsia="zh-CN" w:bidi="ar"/>
+              </w:rPr>
+              <w:t>32</w:t>
+            </w:r>
+            <w:r>
+              <w:rPr>
                 <w:rFonts w:ascii="Times New Roman" w:hAnsi="Times New Roman" w:eastAsia="微软雅黑" w:cs="Times New Roman"/>
                 <w:sz w:val="21"/>
                 <w:szCs w:val="21"/>
                 <w:lang w:eastAsia="zh-CN" w:bidi="ar"/>
               </w:rPr>
-              <w:t>500</w:t>
+              <w:t>0</w:t>
             </w:r>
           </w:p>
         </w:tc>
@@ -19095,7 +19095,7 @@
           <w:szCs w:val="18"/>
           <w:lang w:eastAsia="zh-CN"/>
         </w:rPr>
-        <w:t>肿瘤细胞含量：送检样本经HE染色评估的肿瘤细胞含量。如送检样本不满足病理评估所需条件，则不进行此项评估。血浆cfDNA样本不做此项评估。</w:t>
+        <w:t>肿瘤细胞含量：送检样本经HE染色评估的肿瘤细胞含量。如送检样本不满足病理评估所需条件，则不进行此项评估。{% if summaryOfRresults.type == “blood” %}血浆cfDNA样本不做此项评估。{% endif %}</w:t>
       </w:r>
     </w:p>
     <w:p>
@@ -19149,273 +19149,10 @@
           <w:szCs w:val="18"/>
           <w:lang w:eastAsia="zh-CN"/>
         </w:rPr>
-        <w:t>DNA降解程度：cfDNA样本不适用于此项评估。</w:t>
-      </w:r>
-    </w:p>
-    <w:p>
-      <w:pPr>
-        <w:numPr>
-          <w:ilvl w:val="0"/>
-          <w:numId w:val="10"/>
-        </w:numPr>
-        <w:spacing w:line="270" w:lineRule="exact"/>
-        <w:ind w:left="613" w:leftChars="150" w:hanging="283"/>
-        <w:rPr>
-          <w:rFonts w:ascii="Times New Roman" w:hAnsi="Times New Roman" w:eastAsia="微软雅黑" w:cs="Times New Roman"/>
-          <w:bCs/>
-          <w:sz w:val="18"/>
-          <w:szCs w:val="18"/>
-          <w:lang w:eastAsia="zh-CN"/>
-        </w:rPr>
-      </w:pPr>
-      <w:r>
-        <w:rPr>
-          <w:rFonts w:ascii="Times New Roman" w:hAnsi="Times New Roman" w:eastAsia="微软雅黑" w:cs="Times New Roman"/>
-          <w:bCs/>
-          <w:sz w:val="18"/>
-          <w:szCs w:val="18"/>
-          <w:lang w:eastAsia="zh-CN"/>
-        </w:rPr>
-        <w:t>A级：有主带，或降解均匀且降解区域主要集中在5000bp以上</w:t>
-      </w:r>
-      <w:r>
-        <w:rPr>
-          <w:rFonts w:hint="eastAsia" w:ascii="Times New Roman" w:hAnsi="Times New Roman" w:eastAsia="微软雅黑" w:cs="Times New Roman"/>
-          <w:bCs/>
-          <w:sz w:val="18"/>
-          <w:szCs w:val="18"/>
-          <w:lang w:eastAsia="zh-CN"/>
-        </w:rPr>
-        <w:t>；</w:t>
-      </w:r>
-    </w:p>
-    <w:p>
-      <w:pPr>
-        <w:numPr>
-          <w:ilvl w:val="0"/>
-          <w:numId w:val="10"/>
-        </w:numPr>
-        <w:spacing w:line="270" w:lineRule="exact"/>
-        <w:ind w:left="613" w:leftChars="150" w:hanging="283"/>
-        <w:rPr>
-          <w:rFonts w:ascii="Times New Roman" w:hAnsi="Times New Roman" w:eastAsia="微软雅黑" w:cs="Times New Roman"/>
-          <w:bCs/>
-          <w:sz w:val="18"/>
-          <w:szCs w:val="18"/>
-          <w:lang w:eastAsia="zh-CN"/>
-        </w:rPr>
-      </w:pPr>
-      <w:r>
-        <w:rPr>
-          <w:rFonts w:ascii="Times New Roman" w:hAnsi="Times New Roman" w:eastAsia="微软雅黑" w:cs="Times New Roman"/>
-          <w:bCs/>
-          <w:sz w:val="18"/>
-          <w:szCs w:val="18"/>
-          <w:lang w:eastAsia="zh-CN"/>
-        </w:rPr>
-        <w:t>B级：无主带，降解均匀且降解区域主要集中在1500-5000bp之间</w:t>
-      </w:r>
-      <w:r>
-        <w:rPr>
-          <w:rFonts w:hint="eastAsia" w:ascii="Times New Roman" w:hAnsi="Times New Roman" w:eastAsia="微软雅黑" w:cs="Times New Roman"/>
-          <w:bCs/>
-          <w:sz w:val="18"/>
-          <w:szCs w:val="18"/>
-          <w:lang w:eastAsia="zh-CN"/>
-        </w:rPr>
-        <w:t>；</w:t>
-      </w:r>
-    </w:p>
-    <w:p>
-      <w:pPr>
-        <w:numPr>
-          <w:ilvl w:val="0"/>
-          <w:numId w:val="10"/>
-        </w:numPr>
-        <w:spacing w:line="270" w:lineRule="exact"/>
-        <w:ind w:left="613" w:leftChars="150" w:hanging="283"/>
-        <w:rPr>
-          <w:rFonts w:ascii="Times New Roman" w:hAnsi="Times New Roman" w:eastAsia="微软雅黑" w:cs="Times New Roman"/>
-          <w:bCs/>
-          <w:sz w:val="18"/>
-          <w:szCs w:val="18"/>
-          <w:lang w:eastAsia="zh-CN"/>
-        </w:rPr>
-      </w:pPr>
-      <w:r>
-        <w:rPr>
-          <w:rFonts w:ascii="Times New Roman" w:hAnsi="Times New Roman" w:eastAsia="微软雅黑" w:cs="Times New Roman"/>
-          <w:bCs/>
-          <w:sz w:val="18"/>
-          <w:szCs w:val="18"/>
-          <w:lang w:eastAsia="zh-CN"/>
-        </w:rPr>
-        <w:t>C级：无主带，降解均匀且降解区域主要集中在500-1500bp之间</w:t>
-      </w:r>
-      <w:r>
-        <w:rPr>
-          <w:rFonts w:hint="eastAsia" w:ascii="Times New Roman" w:hAnsi="Times New Roman" w:eastAsia="微软雅黑" w:cs="Times New Roman"/>
-          <w:bCs/>
-          <w:sz w:val="18"/>
-          <w:szCs w:val="18"/>
-          <w:lang w:eastAsia="zh-CN"/>
-        </w:rPr>
-        <w:t>；</w:t>
-      </w:r>
-    </w:p>
-    <w:p>
-      <w:pPr>
-        <w:numPr>
-          <w:ilvl w:val="0"/>
-          <w:numId w:val="10"/>
-        </w:numPr>
-        <w:spacing w:line="270" w:lineRule="exact"/>
-        <w:ind w:left="613" w:leftChars="150" w:hanging="283"/>
-        <w:rPr>
-          <w:rFonts w:ascii="Times New Roman" w:hAnsi="Times New Roman" w:eastAsia="微软雅黑" w:cs="Times New Roman"/>
-          <w:bCs/>
-          <w:sz w:val="18"/>
-          <w:szCs w:val="18"/>
-          <w:lang w:eastAsia="zh-CN"/>
-        </w:rPr>
-      </w:pPr>
-      <w:r>
-        <w:rPr>
-          <w:rFonts w:ascii="Times New Roman" w:hAnsi="Times New Roman" w:eastAsia="微软雅黑" w:cs="Times New Roman"/>
-          <w:bCs/>
-          <w:spacing w:val="3"/>
-          <w:sz w:val="18"/>
-          <w:szCs w:val="18"/>
-          <w:lang w:eastAsia="zh-CN"/>
-        </w:rPr>
-        <w:t>D级</w:t>
-      </w:r>
-      <w:r>
-        <w:rPr>
-          <w:rFonts w:ascii="Times New Roman" w:hAnsi="Times New Roman" w:eastAsia="微软雅黑" w:cs="Times New Roman"/>
-          <w:bCs/>
-          <w:sz w:val="18"/>
-          <w:szCs w:val="18"/>
-          <w:lang w:eastAsia="zh-CN"/>
-        </w:rPr>
-        <w:t>（</w:t>
-      </w:r>
-      <w:r>
-        <w:rPr>
-          <w:rFonts w:ascii="Times New Roman" w:hAnsi="Times New Roman" w:eastAsia="微软雅黑" w:cs="Times New Roman"/>
-          <w:bCs/>
-          <w:spacing w:val="1"/>
-          <w:sz w:val="18"/>
-          <w:szCs w:val="18"/>
-          <w:lang w:eastAsia="zh-CN"/>
-        </w:rPr>
-        <w:t>不合格</w:t>
-      </w:r>
-      <w:r>
-        <w:rPr>
-          <w:rFonts w:ascii="Times New Roman" w:hAnsi="Times New Roman" w:eastAsia="微软雅黑" w:cs="Times New Roman"/>
-          <w:bCs/>
-          <w:spacing w:val="-90"/>
-          <w:sz w:val="18"/>
-          <w:szCs w:val="18"/>
-          <w:lang w:eastAsia="zh-CN"/>
-        </w:rPr>
-        <w:t>）</w:t>
-      </w:r>
-      <w:r>
-        <w:rPr>
-          <w:rFonts w:ascii="Times New Roman" w:hAnsi="Times New Roman" w:eastAsia="微软雅黑" w:cs="Times New Roman"/>
-          <w:bCs/>
-          <w:sz w:val="18"/>
-          <w:szCs w:val="18"/>
-          <w:lang w:eastAsia="zh-CN"/>
-        </w:rPr>
-        <w:t>）：无主带，降解均匀且降解区域主要集中在500-1500bp</w:t>
-      </w:r>
-      <w:r>
-        <w:rPr>
-          <w:rFonts w:ascii="Times New Roman" w:hAnsi="Times New Roman" w:eastAsia="微软雅黑" w:cs="Times New Roman"/>
-          <w:bCs/>
-          <w:spacing w:val="-1"/>
-          <w:sz w:val="18"/>
-          <w:szCs w:val="18"/>
-          <w:lang w:eastAsia="zh-CN"/>
-        </w:rPr>
-        <w:t>之间，但总量介于</w:t>
-      </w:r>
-      <w:r>
-        <w:rPr>
-          <w:rFonts w:ascii="Times New Roman" w:hAnsi="Times New Roman" w:eastAsia="微软雅黑" w:cs="Times New Roman"/>
-          <w:bCs/>
-          <w:sz w:val="18"/>
-          <w:szCs w:val="18"/>
-          <w:lang w:eastAsia="zh-CN"/>
-        </w:rPr>
-        <w:t>100ng</w:t>
-      </w:r>
-      <w:r>
-        <w:rPr>
-          <w:rFonts w:ascii="Times New Roman" w:hAnsi="Times New Roman" w:eastAsia="微软雅黑" w:cs="Times New Roman"/>
-          <w:bCs/>
-          <w:spacing w:val="-3"/>
-          <w:sz w:val="18"/>
-          <w:szCs w:val="18"/>
-          <w:lang w:eastAsia="zh-CN"/>
-        </w:rPr>
-        <w:t>到</w:t>
-      </w:r>
-      <w:r>
-        <w:rPr>
-          <w:rFonts w:ascii="Times New Roman" w:hAnsi="Times New Roman" w:eastAsia="微软雅黑" w:cs="Times New Roman"/>
-          <w:bCs/>
-          <w:sz w:val="18"/>
-          <w:szCs w:val="18"/>
-          <w:lang w:eastAsia="zh-CN"/>
-        </w:rPr>
-        <w:t>300ng之间；或降解区</w:t>
-      </w:r>
-      <w:r>
-        <w:rPr>
-          <w:rFonts w:ascii="Times New Roman" w:hAnsi="Times New Roman" w:eastAsia="微软雅黑" w:cs="Times New Roman"/>
-          <w:bCs/>
-          <w:spacing w:val="-2"/>
-          <w:sz w:val="18"/>
-          <w:szCs w:val="18"/>
-          <w:lang w:eastAsia="zh-CN"/>
-        </w:rPr>
-        <w:t>域弥散在</w:t>
-      </w:r>
-      <w:r>
-        <w:rPr>
-          <w:rFonts w:ascii="Times New Roman" w:hAnsi="Times New Roman" w:eastAsia="微软雅黑" w:cs="Times New Roman"/>
-          <w:bCs/>
-          <w:sz w:val="18"/>
-          <w:szCs w:val="18"/>
-          <w:lang w:eastAsia="zh-CN"/>
-        </w:rPr>
-        <w:t>150-1000bp</w:t>
-      </w:r>
-      <w:r>
-        <w:rPr>
-          <w:rFonts w:ascii="Times New Roman" w:hAnsi="Times New Roman" w:eastAsia="微软雅黑" w:cs="Times New Roman"/>
-          <w:bCs/>
-          <w:spacing w:val="-2"/>
-          <w:sz w:val="18"/>
-          <w:szCs w:val="18"/>
-          <w:lang w:eastAsia="zh-CN"/>
-        </w:rPr>
-        <w:t>，或集中在</w:t>
-      </w:r>
-      <w:r>
-        <w:rPr>
-          <w:rFonts w:ascii="Times New Roman" w:hAnsi="Times New Roman" w:eastAsia="微软雅黑" w:cs="Times New Roman"/>
-          <w:bCs/>
-          <w:sz w:val="18"/>
-          <w:szCs w:val="18"/>
-          <w:lang w:eastAsia="zh-CN"/>
-        </w:rPr>
-        <w:t>500bp以下。</w:t>
-      </w:r>
+        <w:t>DNA降解程度：1-2级别样本质量较好，3级不能满足检测要求{% if summaryOfRresults.type == “blood” %}；cfDNA样本不适用于此项评估{% endif %}。</w:t>
+      </w:r>
+      <w:bookmarkStart w:id="221" w:name="_GoBack"/>
+      <w:bookmarkEnd w:id="221"/>
     </w:p>
     <w:p>
       <w:pPr>
@@ -19642,10 +19379,10 @@
           <w:lang w:val="en-US" w:eastAsia="zh-CN"/>
         </w:rPr>
       </w:pPr>
-      <w:bookmarkStart w:id="41" w:name="_Toc19099"/>
-      <w:bookmarkStart w:id="42" w:name="_Toc6864"/>
-      <w:bookmarkStart w:id="43" w:name="_Toc7549"/>
-      <w:bookmarkStart w:id="44" w:name="_Toc28910_WPSOffice_Level1"/>
+      <w:bookmarkStart w:id="41" w:name="_Toc28910_WPSOffice_Level1"/>
+      <w:bookmarkStart w:id="42" w:name="_Toc19099"/>
+      <w:bookmarkStart w:id="43" w:name="_Toc6864"/>
+      <w:bookmarkStart w:id="44" w:name="_Toc7549"/>
       <w:bookmarkStart w:id="45" w:name="_Toc6346"/>
       <w:bookmarkStart w:id="46" w:name="_Toc16368_WPSOffice_Level1"/>
       <w:bookmarkStart w:id="47" w:name="_Toc8182"/>
@@ -19681,16 +19418,16 @@
           <w:lang w:eastAsia="zh-CN"/>
         </w:rPr>
       </w:pPr>
-      <w:bookmarkStart w:id="50" w:name="_Toc31515_WPSOffice_Level2"/>
-      <w:bookmarkStart w:id="51" w:name="_Toc17111_WPSOffice_Level2"/>
-      <w:bookmarkStart w:id="52" w:name="_Toc3488_WPSOffice_Level2"/>
-      <w:bookmarkStart w:id="53" w:name="_Toc6304_WPSOffice_Level2"/>
-      <w:bookmarkStart w:id="54" w:name="_Toc19280_WPSOffice_Level2"/>
-      <w:bookmarkStart w:id="55" w:name="_Toc6931_WPSOffice_Level2"/>
-      <w:bookmarkStart w:id="56" w:name="_Toc11193_WPSOffice_Level2"/>
+      <w:bookmarkStart w:id="50" w:name="_Toc11193_WPSOffice_Level2"/>
+      <w:bookmarkStart w:id="51" w:name="_Toc6931_WPSOffice_Level2"/>
+      <w:bookmarkStart w:id="52" w:name="_Toc17111_WPSOffice_Level2"/>
+      <w:bookmarkStart w:id="53" w:name="_Toc19280_WPSOffice_Level2"/>
+      <w:bookmarkStart w:id="54" w:name="_Toc31515_WPSOffice_Level2"/>
+      <w:bookmarkStart w:id="55" w:name="_Toc3488_WPSOffice_Level2"/>
+      <w:bookmarkStart w:id="56" w:name="_Toc6304_WPSOffice_Level2"/>
       <w:bookmarkStart w:id="57" w:name="_Toc26985_WPSOffice_Level1"/>
-      <w:bookmarkStart w:id="58" w:name="_Toc20170_WPSOffice_Level1"/>
-      <w:bookmarkStart w:id="59" w:name="_Toc28454_WPSOffice_Level1"/>
+      <w:bookmarkStart w:id="58" w:name="_Toc28454_WPSOffice_Level1"/>
+      <w:bookmarkStart w:id="59" w:name="_Toc20170_WPSOffice_Level1"/>
       <w:r>
         <w:rPr>
           <w:rFonts w:hint="eastAsia" w:ascii="Times New Roman" w:hAnsi="Times New Roman" w:eastAsia="微软雅黑" w:cs="Times New Roman"/>
@@ -20183,11 +19920,11 @@
         </w:rPr>
       </w:pPr>
       <w:bookmarkStart w:id="60" w:name="_Toc2822_WPSOffice_Level2"/>
-      <w:bookmarkStart w:id="61" w:name="_Toc14645_WPSOffice_Level2"/>
-      <w:bookmarkStart w:id="62" w:name="_Toc12087_WPSOffice_Level2"/>
-      <w:bookmarkStart w:id="63" w:name="_Toc25864_WPSOffice_Level2"/>
-      <w:bookmarkStart w:id="64" w:name="_Toc31138_WPSOffice_Level2"/>
-      <w:bookmarkStart w:id="65" w:name="_Toc26578_WPSOffice_Level2"/>
+      <w:bookmarkStart w:id="61" w:name="_Toc12087_WPSOffice_Level2"/>
+      <w:bookmarkStart w:id="62" w:name="_Toc25864_WPSOffice_Level2"/>
+      <w:bookmarkStart w:id="63" w:name="_Toc31138_WPSOffice_Level2"/>
+      <w:bookmarkStart w:id="64" w:name="_Toc26578_WPSOffice_Level2"/>
+      <w:bookmarkStart w:id="65" w:name="_Toc14645_WPSOffice_Level2"/>
       <w:bookmarkStart w:id="66" w:name="_Toc29205_WPSOffice_Level2"/>
       <w:r>
         <w:rPr>
@@ -20329,13 +20066,13 @@
                 <w:szCs w:val="18"/>
               </w:rPr>
             </w:pPr>
-            <w:bookmarkStart w:id="67" w:name="_Toc18696_WPSOffice_Level2"/>
+            <w:bookmarkStart w:id="67" w:name="_Toc31020_WPSOffice_Level2"/>
             <w:bookmarkStart w:id="68" w:name="_Toc23221_WPSOffice_Level2"/>
-            <w:bookmarkStart w:id="69" w:name="_Toc17905_WPSOffice_Level2"/>
-            <w:bookmarkStart w:id="70" w:name="_Toc3819_WPSOffice_Level2"/>
-            <w:bookmarkStart w:id="71" w:name="_Toc5261_WPSOffice_Level2"/>
-            <w:bookmarkStart w:id="72" w:name="_Toc5660_WPSOffice_Level2"/>
-            <w:bookmarkStart w:id="73" w:name="_Toc31020_WPSOffice_Level2"/>
+            <w:bookmarkStart w:id="69" w:name="_Toc3819_WPSOffice_Level2"/>
+            <w:bookmarkStart w:id="70" w:name="_Toc5261_WPSOffice_Level2"/>
+            <w:bookmarkStart w:id="71" w:name="_Toc18696_WPSOffice_Level2"/>
+            <w:bookmarkStart w:id="72" w:name="_Toc17905_WPSOffice_Level2"/>
+            <w:bookmarkStart w:id="73" w:name="_Toc5660_WPSOffice_Level2"/>
             <w:r>
               <w:rPr>
                 <w:rFonts w:hint="eastAsia" w:ascii="Times New Roman" w:hAnsi="Times New Roman" w:eastAsia="微软雅黑" w:cs="Times New Roman"/>
@@ -20840,8 +20577,8 @@
             <w:bookmarkStart w:id="75" w:name="_Toc24626_WPSOffice_Level2"/>
             <w:bookmarkStart w:id="76" w:name="_Toc2588_WPSOffice_Level2"/>
             <w:bookmarkStart w:id="77" w:name="_Toc11554_WPSOffice_Level2"/>
-            <w:bookmarkStart w:id="78" w:name="_Toc28235_WPSOffice_Level2"/>
-            <w:bookmarkStart w:id="79" w:name="_Toc20683_WPSOffice_Level2"/>
+            <w:bookmarkStart w:id="78" w:name="_Toc20683_WPSOffice_Level2"/>
+            <w:bookmarkStart w:id="79" w:name="_Toc28235_WPSOffice_Level2"/>
             <w:bookmarkStart w:id="80" w:name="_Toc15300_WPSOffice_Level2"/>
             <w:r>
               <w:rPr>
@@ -21344,12 +21081,12 @@
               </w:rPr>
             </w:pPr>
             <w:bookmarkStart w:id="81" w:name="_Toc18182_WPSOffice_Level2"/>
-            <w:bookmarkStart w:id="82" w:name="_Toc22590_WPSOffice_Level2"/>
+            <w:bookmarkStart w:id="82" w:name="_Toc12493_WPSOffice_Level2"/>
             <w:bookmarkStart w:id="83" w:name="_Toc19892_WPSOffice_Level2"/>
-            <w:bookmarkStart w:id="84" w:name="_Toc31650_WPSOffice_Level2"/>
-            <w:bookmarkStart w:id="85" w:name="_Toc16027_WPSOffice_Level2"/>
+            <w:bookmarkStart w:id="84" w:name="_Toc16027_WPSOffice_Level2"/>
+            <w:bookmarkStart w:id="85" w:name="_Toc31650_WPSOffice_Level2"/>
             <w:bookmarkStart w:id="86" w:name="_Toc30071_WPSOffice_Level2"/>
-            <w:bookmarkStart w:id="87" w:name="_Toc12493_WPSOffice_Level2"/>
+            <w:bookmarkStart w:id="87" w:name="_Toc22590_WPSOffice_Level2"/>
             <w:r>
               <w:rPr>
                 <w:rFonts w:hint="eastAsia" w:ascii="Times New Roman" w:hAnsi="Times New Roman" w:eastAsia="微软雅黑" w:cs="Times New Roman"/>
@@ -22358,12 +22095,12 @@
                 <w:szCs w:val="18"/>
               </w:rPr>
             </w:pPr>
-            <w:bookmarkStart w:id="95" w:name="_Toc6645_WPSOffice_Level2"/>
-            <w:bookmarkStart w:id="96" w:name="_Toc5423_WPSOffice_Level2"/>
-            <w:bookmarkStart w:id="97" w:name="_Toc6863_WPSOffice_Level2"/>
-            <w:bookmarkStart w:id="98" w:name="_Toc13225_WPSOffice_Level2"/>
-            <w:bookmarkStart w:id="99" w:name="_Toc2683_WPSOffice_Level2"/>
-            <w:bookmarkStart w:id="100" w:name="_Toc5164_WPSOffice_Level2"/>
+            <w:bookmarkStart w:id="95" w:name="_Toc5423_WPSOffice_Level2"/>
+            <w:bookmarkStart w:id="96" w:name="_Toc2683_WPSOffice_Level2"/>
+            <w:bookmarkStart w:id="97" w:name="_Toc5164_WPSOffice_Level2"/>
+            <w:bookmarkStart w:id="98" w:name="_Toc6863_WPSOffice_Level2"/>
+            <w:bookmarkStart w:id="99" w:name="_Toc13225_WPSOffice_Level2"/>
+            <w:bookmarkStart w:id="100" w:name="_Toc6645_WPSOffice_Level2"/>
             <w:bookmarkStart w:id="101" w:name="_Toc6170_WPSOffice_Level2"/>
             <w:r>
               <w:rPr>
@@ -22865,13 +22602,13 @@
                 <w:szCs w:val="18"/>
               </w:rPr>
             </w:pPr>
-            <w:bookmarkStart w:id="102" w:name="_Toc13817_WPSOffice_Level2"/>
-            <w:bookmarkStart w:id="103" w:name="_Toc3387_WPSOffice_Level2"/>
+            <w:bookmarkStart w:id="102" w:name="_Toc5860_WPSOffice_Level2"/>
+            <w:bookmarkStart w:id="103" w:name="_Toc13817_WPSOffice_Level2"/>
             <w:bookmarkStart w:id="104" w:name="_Toc12046_WPSOffice_Level2"/>
-            <w:bookmarkStart w:id="105" w:name="_Toc24628_WPSOffice_Level2"/>
-            <w:bookmarkStart w:id="106" w:name="_Toc6323_WPSOffice_Level2"/>
-            <w:bookmarkStart w:id="107" w:name="_Toc29762_WPSOffice_Level2"/>
-            <w:bookmarkStart w:id="108" w:name="_Toc5860_WPSOffice_Level2"/>
+            <w:bookmarkStart w:id="105" w:name="_Toc3387_WPSOffice_Level2"/>
+            <w:bookmarkStart w:id="106" w:name="_Toc24628_WPSOffice_Level2"/>
+            <w:bookmarkStart w:id="107" w:name="_Toc6323_WPSOffice_Level2"/>
+            <w:bookmarkStart w:id="108" w:name="_Toc29762_WPSOffice_Level2"/>
             <w:r>
               <w:rPr>
                 <w:rFonts w:hint="eastAsia" w:ascii="Times New Roman" w:hAnsi="Times New Roman" w:eastAsia="微软雅黑" w:cs="Times New Roman"/>
@@ -23373,12 +23110,12 @@
               </w:rPr>
             </w:pPr>
             <w:bookmarkStart w:id="109" w:name="_Toc22500_WPSOffice_Level2"/>
-            <w:bookmarkStart w:id="110" w:name="_Toc15619_WPSOffice_Level2"/>
-            <w:bookmarkStart w:id="111" w:name="_Toc6004_WPSOffice_Level2"/>
-            <w:bookmarkStart w:id="112" w:name="_Toc13244_WPSOffice_Level2"/>
+            <w:bookmarkStart w:id="110" w:name="_Toc6004_WPSOffice_Level2"/>
+            <w:bookmarkStart w:id="111" w:name="_Toc13244_WPSOffice_Level2"/>
+            <w:bookmarkStart w:id="112" w:name="_Toc15619_WPSOffice_Level2"/>
             <w:bookmarkStart w:id="113" w:name="_Toc11082_WPSOffice_Level2"/>
-            <w:bookmarkStart w:id="114" w:name="_Toc708_WPSOffice_Level2"/>
-            <w:bookmarkStart w:id="115" w:name="_Toc31905_WPSOffice_Level2"/>
+            <w:bookmarkStart w:id="114" w:name="_Toc31905_WPSOffice_Level2"/>
+            <w:bookmarkStart w:id="115" w:name="_Toc708_WPSOffice_Level2"/>
             <w:r>
               <w:rPr>
                 <w:rFonts w:hint="eastAsia" w:ascii="Times New Roman" w:hAnsi="Times New Roman" w:eastAsia="微软雅黑" w:cs="Times New Roman"/>
@@ -23879,13 +23616,13 @@
                 <w:szCs w:val="18"/>
               </w:rPr>
             </w:pPr>
-            <w:bookmarkStart w:id="116" w:name="_Toc21560_WPSOffice_Level2"/>
-            <w:bookmarkStart w:id="117" w:name="_Toc7586_WPSOffice_Level2"/>
-            <w:bookmarkStart w:id="118" w:name="_Toc23537_WPSOffice_Level2"/>
-            <w:bookmarkStart w:id="119" w:name="_Toc4042_WPSOffice_Level2"/>
-            <w:bookmarkStart w:id="120" w:name="_Toc23443_WPSOffice_Level2"/>
+            <w:bookmarkStart w:id="116" w:name="_Toc4042_WPSOffice_Level2"/>
+            <w:bookmarkStart w:id="117" w:name="_Toc23443_WPSOffice_Level2"/>
+            <w:bookmarkStart w:id="118" w:name="_Toc13664_WPSOffice_Level2"/>
+            <w:bookmarkStart w:id="119" w:name="_Toc7586_WPSOffice_Level2"/>
+            <w:bookmarkStart w:id="120" w:name="_Toc23537_WPSOffice_Level2"/>
             <w:bookmarkStart w:id="121" w:name="_Toc15479_WPSOffice_Level2"/>
-            <w:bookmarkStart w:id="122" w:name="_Toc13664_WPSOffice_Level2"/>
+            <w:bookmarkStart w:id="122" w:name="_Toc21560_WPSOffice_Level2"/>
             <w:r>
               <w:rPr>
                 <w:rFonts w:hint="eastAsia" w:ascii="Times New Roman" w:hAnsi="Times New Roman" w:eastAsia="微软雅黑" w:cs="Times New Roman"/>
@@ -24387,11 +24124,11 @@
               </w:rPr>
             </w:pPr>
             <w:bookmarkStart w:id="123" w:name="_Toc22039_WPSOffice_Level2"/>
-            <w:bookmarkStart w:id="124" w:name="_Toc10575_WPSOffice_Level2"/>
+            <w:bookmarkStart w:id="124" w:name="_Toc11254_WPSOffice_Level2"/>
             <w:bookmarkStart w:id="125" w:name="_Toc29193_WPSOffice_Level2"/>
-            <w:bookmarkStart w:id="126" w:name="_Toc11254_WPSOffice_Level2"/>
-            <w:bookmarkStart w:id="127" w:name="_Toc5629_WPSOffice_Level2"/>
-            <w:bookmarkStart w:id="128" w:name="_Toc28498_WPSOffice_Level2"/>
+            <w:bookmarkStart w:id="126" w:name="_Toc28498_WPSOffice_Level2"/>
+            <w:bookmarkStart w:id="127" w:name="_Toc10575_WPSOffice_Level2"/>
+            <w:bookmarkStart w:id="128" w:name="_Toc5629_WPSOffice_Level2"/>
             <w:bookmarkStart w:id="129" w:name="_Toc2337_WPSOffice_Level2"/>
             <w:r>
               <w:rPr>
@@ -24893,11 +24630,11 @@
                 <w:szCs w:val="18"/>
               </w:rPr>
             </w:pPr>
-            <w:bookmarkStart w:id="130" w:name="_Toc17668_WPSOffice_Level2"/>
-            <w:bookmarkStart w:id="131" w:name="_Toc8985_WPSOffice_Level2"/>
-            <w:bookmarkStart w:id="132" w:name="_Toc18866_WPSOffice_Level2"/>
-            <w:bookmarkStart w:id="133" w:name="_Toc17621_WPSOffice_Level2"/>
-            <w:bookmarkStart w:id="134" w:name="_Toc13246_WPSOffice_Level2"/>
+            <w:bookmarkStart w:id="130" w:name="_Toc17621_WPSOffice_Level2"/>
+            <w:bookmarkStart w:id="131" w:name="_Toc17668_WPSOffice_Level2"/>
+            <w:bookmarkStart w:id="132" w:name="_Toc13246_WPSOffice_Level2"/>
+            <w:bookmarkStart w:id="133" w:name="_Toc8985_WPSOffice_Level2"/>
+            <w:bookmarkStart w:id="134" w:name="_Toc18866_WPSOffice_Level2"/>
             <w:bookmarkStart w:id="135" w:name="_Toc8519_WPSOffice_Level2"/>
             <w:bookmarkStart w:id="136" w:name="_Toc2613_WPSOffice_Level2"/>
             <w:r>
@@ -25907,13 +25644,13 @@
                 <w:szCs w:val="18"/>
               </w:rPr>
             </w:pPr>
-            <w:bookmarkStart w:id="144" w:name="_Toc5840_WPSOffice_Level2"/>
+            <w:bookmarkStart w:id="144" w:name="_Toc20271_WPSOffice_Level2"/>
             <w:bookmarkStart w:id="145" w:name="_Toc20736_WPSOffice_Level2"/>
-            <w:bookmarkStart w:id="146" w:name="_Toc20271_WPSOffice_Level2"/>
-            <w:bookmarkStart w:id="147" w:name="_Toc17254_WPSOffice_Level2"/>
-            <w:bookmarkStart w:id="148" w:name="_Toc17711_WPSOffice_Level2"/>
+            <w:bookmarkStart w:id="146" w:name="_Toc17254_WPSOffice_Level2"/>
+            <w:bookmarkStart w:id="147" w:name="_Toc17711_WPSOffice_Level2"/>
+            <w:bookmarkStart w:id="148" w:name="_Toc6074_WPSOffice_Level2"/>
             <w:bookmarkStart w:id="149" w:name="_Toc28807_WPSOffice_Level2"/>
-            <w:bookmarkStart w:id="150" w:name="_Toc6074_WPSOffice_Level2"/>
+            <w:bookmarkStart w:id="150" w:name="_Toc5840_WPSOffice_Level2"/>
             <w:r>
               <w:rPr>
                 <w:rFonts w:hint="eastAsia" w:ascii="Times New Roman" w:hAnsi="Times New Roman" w:eastAsia="微软雅黑" w:cs="Times New Roman"/>
@@ -26415,11 +26152,11 @@
               </w:rPr>
             </w:pPr>
             <w:bookmarkStart w:id="151" w:name="_Toc18813_WPSOffice_Level2"/>
-            <w:bookmarkStart w:id="152" w:name="_Toc24586_WPSOffice_Level2"/>
+            <w:bookmarkStart w:id="152" w:name="_Toc18295_WPSOffice_Level2"/>
             <w:bookmarkStart w:id="153" w:name="_Toc26031_WPSOffice_Level2"/>
             <w:bookmarkStart w:id="154" w:name="_Toc18784_WPSOffice_Level2"/>
-            <w:bookmarkStart w:id="155" w:name="_Toc18295_WPSOffice_Level2"/>
-            <w:bookmarkStart w:id="156" w:name="_Toc22623_WPSOffice_Level2"/>
+            <w:bookmarkStart w:id="155" w:name="_Toc22623_WPSOffice_Level2"/>
+            <w:bookmarkStart w:id="156" w:name="_Toc24586_WPSOffice_Level2"/>
             <w:bookmarkStart w:id="157" w:name="_Toc31683_WPSOffice_Level2"/>
             <w:r>
               <w:rPr>
@@ -27214,6 +26951,14 @@
         </w:tc>
       </w:tr>
       <w:tr>
+        <w:tblPrEx>
+          <w:tblCellMar>
+            <w:top w:w="0" w:type="dxa"/>
+            <w:left w:w="0" w:type="dxa"/>
+            <w:bottom w:w="0" w:type="dxa"/>
+            <w:right w:w="0" w:type="dxa"/>
+          </w:tblCellMar>
+        </w:tblPrEx>
         <w:trPr>
           <w:trHeight w:val="274" w:hRule="exact"/>
           <w:jc w:val="center"/>
@@ -27408,9 +27153,9 @@
               </w:rPr>
             </w:pPr>
             <w:bookmarkStart w:id="158" w:name="_Toc15930_WPSOffice_Level2"/>
-            <w:bookmarkStart w:id="159" w:name="_Toc30144_WPSOffice_Level2"/>
-            <w:bookmarkStart w:id="160" w:name="_Toc11576_WPSOffice_Level2"/>
-            <w:bookmarkStart w:id="161" w:name="_Toc2455_WPSOffice_Level2"/>
+            <w:bookmarkStart w:id="159" w:name="_Toc2455_WPSOffice_Level2"/>
+            <w:bookmarkStart w:id="160" w:name="_Toc30144_WPSOffice_Level2"/>
+            <w:bookmarkStart w:id="161" w:name="_Toc11576_WPSOffice_Level2"/>
             <w:bookmarkStart w:id="162" w:name="_Toc25837_WPSOffice_Level2"/>
             <w:bookmarkStart w:id="163" w:name="_Toc22167_WPSOffice_Level2"/>
             <w:bookmarkStart w:id="164" w:name="_Toc31152_WPSOffice_Level2"/>
@@ -27915,13 +27660,13 @@
                 <w:szCs w:val="18"/>
               </w:rPr>
             </w:pPr>
-            <w:bookmarkStart w:id="165" w:name="_Toc21218_WPSOffice_Level2"/>
-            <w:bookmarkStart w:id="166" w:name="_Toc6105_WPSOffice_Level2"/>
-            <w:bookmarkStart w:id="167" w:name="_Toc17817_WPSOffice_Level2"/>
+            <w:bookmarkStart w:id="165" w:name="_Toc18298_WPSOffice_Level2"/>
+            <w:bookmarkStart w:id="166" w:name="_Toc10927_WPSOffice_Level2"/>
+            <w:bookmarkStart w:id="167" w:name="_Toc21218_WPSOffice_Level2"/>
             <w:bookmarkStart w:id="168" w:name="_Toc21844_WPSOffice_Level2"/>
-            <w:bookmarkStart w:id="169" w:name="_Toc18298_WPSOffice_Level2"/>
+            <w:bookmarkStart w:id="169" w:name="_Toc17817_WPSOffice_Level2"/>
             <w:bookmarkStart w:id="170" w:name="_Toc24581_WPSOffice_Level2"/>
-            <w:bookmarkStart w:id="171" w:name="_Toc10927_WPSOffice_Level2"/>
+            <w:bookmarkStart w:id="171" w:name="_Toc6105_WPSOffice_Level2"/>
             <w:r>
               <w:rPr>
                 <w:rFonts w:hint="eastAsia" w:ascii="Times New Roman" w:hAnsi="Times New Roman" w:eastAsia="微软雅黑" w:cs="Times New Roman"/>
@@ -28422,13 +28167,13 @@
                 <w:szCs w:val="18"/>
               </w:rPr>
             </w:pPr>
-            <w:bookmarkStart w:id="172" w:name="_Toc22953_WPSOffice_Level2"/>
-            <w:bookmarkStart w:id="173" w:name="_Toc32618_WPSOffice_Level2"/>
-            <w:bookmarkStart w:id="174" w:name="_Toc3881_WPSOffice_Level2"/>
-            <w:bookmarkStart w:id="175" w:name="_Toc5805_WPSOffice_Level2"/>
-            <w:bookmarkStart w:id="176" w:name="_Toc20673_WPSOffice_Level2"/>
-            <w:bookmarkStart w:id="177" w:name="_Toc26632_WPSOffice_Level2"/>
-            <w:bookmarkStart w:id="178" w:name="_Toc7518_WPSOffice_Level2"/>
+            <w:bookmarkStart w:id="172" w:name="_Toc7518_WPSOffice_Level2"/>
+            <w:bookmarkStart w:id="173" w:name="_Toc22953_WPSOffice_Level2"/>
+            <w:bookmarkStart w:id="174" w:name="_Toc32618_WPSOffice_Level2"/>
+            <w:bookmarkStart w:id="175" w:name="_Toc3881_WPSOffice_Level2"/>
+            <w:bookmarkStart w:id="176" w:name="_Toc5805_WPSOffice_Level2"/>
+            <w:bookmarkStart w:id="177" w:name="_Toc20673_WPSOffice_Level2"/>
+            <w:bookmarkStart w:id="178" w:name="_Toc26632_WPSOffice_Level2"/>
             <w:r>
               <w:rPr>
                 <w:rFonts w:hint="eastAsia" w:ascii="Times New Roman" w:hAnsi="Times New Roman" w:eastAsia="微软雅黑" w:cs="Times New Roman"/>
@@ -28932,10 +28677,10 @@
             <w:bookmarkStart w:id="179" w:name="_Toc22431_WPSOffice_Level2"/>
             <w:bookmarkStart w:id="180" w:name="_Toc25299_WPSOffice_Level2"/>
             <w:bookmarkStart w:id="181" w:name="_Toc14661_WPSOffice_Level2"/>
-            <w:bookmarkStart w:id="182" w:name="_Toc15940_WPSOffice_Level2"/>
-            <w:bookmarkStart w:id="183" w:name="_Toc22629_WPSOffice_Level2"/>
+            <w:bookmarkStart w:id="182" w:name="_Toc31722_WPSOffice_Level2"/>
+            <w:bookmarkStart w:id="183" w:name="_Toc15940_WPSOffice_Level2"/>
             <w:bookmarkStart w:id="184" w:name="_Toc9505_WPSOffice_Level2"/>
-            <w:bookmarkStart w:id="185" w:name="_Toc31722_WPSOffice_Level2"/>
+            <w:bookmarkStart w:id="185" w:name="_Toc22629_WPSOffice_Level2"/>
             <w:r>
               <w:rPr>
                 <w:rFonts w:hint="eastAsia" w:ascii="Times New Roman" w:hAnsi="Times New Roman" w:eastAsia="微软雅黑" w:cs="Times New Roman"/>
@@ -30450,13 +30195,13 @@
                 <w:szCs w:val="18"/>
               </w:rPr>
             </w:pPr>
-            <w:bookmarkStart w:id="200" w:name="_Toc1557_WPSOffice_Level2"/>
-            <w:bookmarkStart w:id="201" w:name="_Toc20319_WPSOffice_Level2"/>
-            <w:bookmarkStart w:id="202" w:name="_Toc12685_WPSOffice_Level2"/>
-            <w:bookmarkStart w:id="203" w:name="_Toc3049_WPSOffice_Level2"/>
-            <w:bookmarkStart w:id="204" w:name="_Toc17938_WPSOffice_Level2"/>
-            <w:bookmarkStart w:id="205" w:name="_Toc17440_WPSOffice_Level2"/>
-            <w:bookmarkStart w:id="206" w:name="_Toc6069_WPSOffice_Level2"/>
+            <w:bookmarkStart w:id="200" w:name="_Toc17938_WPSOffice_Level2"/>
+            <w:bookmarkStart w:id="201" w:name="_Toc12685_WPSOffice_Level2"/>
+            <w:bookmarkStart w:id="202" w:name="_Toc1557_WPSOffice_Level2"/>
+            <w:bookmarkStart w:id="203" w:name="_Toc17440_WPSOffice_Level2"/>
+            <w:bookmarkStart w:id="204" w:name="_Toc6069_WPSOffice_Level2"/>
+            <w:bookmarkStart w:id="205" w:name="_Toc3049_WPSOffice_Level2"/>
+            <w:bookmarkStart w:id="206" w:name="_Toc20319_WPSOffice_Level2"/>
             <w:r>
               <w:rPr>
                 <w:rFonts w:hint="eastAsia" w:ascii="Times New Roman" w:hAnsi="Times New Roman" w:eastAsia="微软雅黑" w:cs="Times New Roman"/>
@@ -30957,13 +30702,13 @@
                 <w:szCs w:val="18"/>
               </w:rPr>
             </w:pPr>
-            <w:bookmarkStart w:id="207" w:name="_Toc29816_WPSOffice_Level2"/>
-            <w:bookmarkStart w:id="208" w:name="_Toc27824_WPSOffice_Level2"/>
-            <w:bookmarkStart w:id="209" w:name="_Toc19766_WPSOffice_Level2"/>
-            <w:bookmarkStart w:id="210" w:name="_Toc18427_WPSOffice_Level2"/>
-            <w:bookmarkStart w:id="211" w:name="_Toc28180_WPSOffice_Level2"/>
-            <w:bookmarkStart w:id="212" w:name="_Toc25956_WPSOffice_Level2"/>
-            <w:bookmarkStart w:id="213" w:name="_Toc21686_WPSOffice_Level2"/>
+            <w:bookmarkStart w:id="207" w:name="_Toc25956_WPSOffice_Level2"/>
+            <w:bookmarkStart w:id="208" w:name="_Toc28180_WPSOffice_Level2"/>
+            <w:bookmarkStart w:id="209" w:name="_Toc29816_WPSOffice_Level2"/>
+            <w:bookmarkStart w:id="210" w:name="_Toc27824_WPSOffice_Level2"/>
+            <w:bookmarkStart w:id="211" w:name="_Toc21686_WPSOffice_Level2"/>
+            <w:bookmarkStart w:id="212" w:name="_Toc18427_WPSOffice_Level2"/>
+            <w:bookmarkStart w:id="213" w:name="_Toc19766_WPSOffice_Level2"/>
             <w:r>
               <w:rPr>
                 <w:rFonts w:hint="eastAsia" w:ascii="Times New Roman" w:hAnsi="Times New Roman" w:eastAsia="微软雅黑" w:cs="Times New Roman"/>
@@ -31464,12 +31209,12 @@
                 <w:szCs w:val="18"/>
               </w:rPr>
             </w:pPr>
-            <w:bookmarkStart w:id="214" w:name="_Toc19658_WPSOffice_Level2"/>
-            <w:bookmarkStart w:id="215" w:name="_Toc8959_WPSOffice_Level2"/>
-            <w:bookmarkStart w:id="216" w:name="_Toc27941_WPSOffice_Level2"/>
-            <w:bookmarkStart w:id="217" w:name="_Toc20570_WPSOffice_Level2"/>
+            <w:bookmarkStart w:id="214" w:name="_Toc20570_WPSOffice_Level2"/>
+            <w:bookmarkStart w:id="215" w:name="_Toc9870_WPSOffice_Level2"/>
+            <w:bookmarkStart w:id="216" w:name="_Toc19658_WPSOffice_Level2"/>
+            <w:bookmarkStart w:id="217" w:name="_Toc27941_WPSOffice_Level2"/>
             <w:bookmarkStart w:id="218" w:name="_Toc24661_WPSOffice_Level2"/>
-            <w:bookmarkStart w:id="219" w:name="_Toc9870_WPSOffice_Level2"/>
+            <w:bookmarkStart w:id="219" w:name="_Toc8959_WPSOffice_Level2"/>
             <w:bookmarkStart w:id="220" w:name="_Toc7268_WPSOffice_Level2"/>
             <w:r>
               <w:rPr>
@@ -33878,23 +33623,6 @@
     </w:lvl>
   </w:abstractNum>
   <w:abstractNum w:abstractNumId="8">
-    <w:nsid w:val="58AABCAB"/>
-    <w:multiLevelType w:val="singleLevel"/>
-    <w:tmpl w:val="58AABCAB"/>
-    <w:lvl w:ilvl="0" w:tentative="0">
-      <w:start w:val="1"/>
-      <w:numFmt w:val="bullet"/>
-      <w:lvlText w:val=""/>
-      <w:lvlJc w:val="left"/>
-      <w:pPr>
-        <w:ind w:left="420" w:hanging="420"/>
-      </w:pPr>
-      <w:rPr>
-        <w:rFonts w:hint="default" w:ascii="Wingdings" w:hAnsi="Wingdings"/>
-      </w:rPr>
-    </w:lvl>
-  </w:abstractNum>
-  <w:abstractNum w:abstractNumId="9">
     <w:nsid w:val="5B812BEF"/>
     <w:multiLevelType w:val="multilevel"/>
     <w:tmpl w:val="5B812BEF"/>
@@ -34013,7 +33741,7 @@
     </w:lvl>
   </w:abstractNum>
   <w:num w:numId="1">
-    <w:abstractNumId w:val="9"/>
+    <w:abstractNumId w:val="8"/>
   </w:num>
   <w:num w:numId="2">
     <w:abstractNumId w:val="6"/>
@@ -34038,9 +33766,6 @@
   </w:num>
   <w:num w:numId="9">
     <w:abstractNumId w:val="5"/>
-  </w:num>
-  <w:num w:numId="10">
-    <w:abstractNumId w:val="8"/>
   </w:num>
 </w:numbering>
 </file>
